--- a/七年级上册期末考试卷（参考答案及解析）.docx
+++ b/七年级上册期末考试卷（参考答案及解析）.docx
@@ -1235,7 +1235,7 @@
           <w:b/>
           <w:sz w:val="24"/>
         </w:rPr>
-        <w:t>【甲】</w:t>
+        <w:t>【甲】（课内）</w:t>
       </w:r>
     </w:p>
     <w:p>
@@ -1250,9 +1250,9 @@
           <w:b w:val="0"/>
           <w:sz w:val="24"/>
         </w:rPr>
-        <w:t>穿井得一人</w:t>
+        <w:t>杞国有人忧天地崩坠，身亡所寄，废寝食者。</w:t>
         <w:br/>
-        <w:t>宋之丁氏，家无井而出溉汲，常一人居外。及其家穿井，告人曰：“吾穿井得一人。”有闻而传之者，曰：“丁氏穿井得一人。”国人道之，闻之于宋君。宋君令人问之于丁氏，丁氏对曰：“得一人之使，非得一人于井中也。”</w:t>
+        <w:t>又有忧彼之所忧者，因往晓之，曰：“天，积气耳，亡处亡气。若屈伸呼吸，终日在天中行止，奈何忧崩坠乎？”其人曰：“天果积气，日月星宿，不当坠耶？”晓之者曰：“日月星宿，亦积气中之有光耀者，只使坠，亦不能有所中伤。”其人曰：“奈地坏何？”晓之者曰：“地，积块耳，充塞四虚，亡处亡块。若躇步跐蹈，终日在地上行止，奈何忧其坏？”其人舍然大喜，晓之者亦舍然大喜。</w:t>
       </w:r>
     </w:p>
     <w:p>
@@ -1266,7 +1266,7 @@
           <w:b w:val="0"/>
           <w:sz w:val="21"/>
         </w:rPr>
-        <w:t>（选自《吕氏春秋·察传》，人民教育出版社《语文》七年级上册第六单元）</w:t>
+        <w:t>（选自《列子·天瑞》，人民教育出版社《语文》七年级上册第六单元《杞人忧天》）</w:t>
       </w:r>
     </w:p>
     <w:p>
@@ -1280,7 +1280,7 @@
           <w:b/>
           <w:sz w:val="24"/>
         </w:rPr>
-        <w:t>【乙】</w:t>
+        <w:t>【乙】（课外）</w:t>
       </w:r>
     </w:p>
     <w:p>
@@ -1295,7 +1295,7 @@
           <w:b w:val="0"/>
           <w:sz w:val="24"/>
         </w:rPr>
-        <w:t>陈太丘与友期行，期日中。过中不至，太丘舍去，去后乃至。元方时年七岁，门外戏。客问元方：“尊君在不？”答曰：“待君久不至，则舍去。”友人便怒：“非人哉！与人期行，相委而去。”元方曰：“君与家君期日中。日中不至，则是无信；对子骂父，则是无礼。”友人惭，下车引之。</w:t>
+        <w:t>乐广有客，久阔不复来，广问其故。答曰：“前在坐，蒙赐酒，方欲饮，见杯中有蛇，意甚恶之，既饮而疾。”于时，厅事壁上有角弓，漆画作蛇。广意杯中蛇即角影也。复置酒于前处，谓客曰：“酒中复有所见不？”答曰：“所见如初。”广乃告其所以。客豁然意解，沈疴顿愈。</w:t>
       </w:r>
     </w:p>
     <w:p>
@@ -1309,7 +1309,7 @@
           <w:b w:val="0"/>
           <w:sz w:val="21"/>
         </w:rPr>
-        <w:t>（选自《世说新语·方正》，人民教育出版社《语文》七年级上册第二单元）</w:t>
+        <w:t>（选自房玄龄等撰《晋书·乐广传》，中华书局点校本）</w:t>
       </w:r>
     </w:p>
     <w:p>
@@ -1337,7 +1337,7 @@
           <w:b w:val="0"/>
           <w:sz w:val="24"/>
         </w:rPr>
-        <w:t>（1）国人道之  道：________________  （2）闻之于宋君  闻：________________</w:t>
+        <w:t>（1）身亡所寄  亡：________________  （2）因往晓之  晓：________________</w:t>
       </w:r>
     </w:p>
     <w:p>
@@ -1351,7 +1351,7 @@
           <w:b w:val="0"/>
           <w:sz w:val="24"/>
         </w:rPr>
-        <w:t>（3）尊君在不  不：________________  （4）相委而去  委：________________</w:t>
+        <w:t>（3）意甚恶之  恶：________________  （4）沉疴顿愈  愈：________________</w:t>
       </w:r>
     </w:p>
     <w:p>
@@ -1365,7 +1365,7 @@
           <w:b w:val="0"/>
           <w:sz w:val="24"/>
         </w:rPr>
-        <w:t>【答案】（1）讲述、说（2）听说，这里指上报（3）同“否”（4）舍弃、丢下（每空1分）</w:t>
+        <w:t>【答案】（1）同“无”，没有（2）开导、告知（3）厌恶、讨厌（4）痊愈（每空1分）</w:t>
       </w:r>
     </w:p>
     <w:p>
@@ -1393,7 +1393,7 @@
           <w:b w:val="0"/>
           <w:sz w:val="24"/>
         </w:rPr>
-        <w:t>（1）得一人之使，非得一人于井中也。</w:t>
+        <w:t>（1）其人舍然大喜，晓之者亦舍然大喜。</w:t>
       </w:r>
     </w:p>
     <w:p>
@@ -1407,7 +1407,7 @@
           <w:b w:val="0"/>
           <w:sz w:val="24"/>
         </w:rPr>
-        <w:t>（2）友人便怒：“非人哉！与人期行，相委而去。”</w:t>
+        <w:t>（2）广乃告其所以。客豁然意解，沈疴顿愈。</w:t>
       </w:r>
     </w:p>
     <w:p>
@@ -1421,7 +1421,7 @@
           <w:b w:val="0"/>
           <w:sz w:val="24"/>
         </w:rPr>
-        <w:t>【答案】（1）得到一个人劳力，不是从井里挖出一个人。（2）友人便发怒说：“不是人啊！和别人约好同行，却丢下我先离开了。”（各2分）</w:t>
+        <w:t>【答案】（1）那个杞国人消除疑虑后非常高兴，开导他的人也消除了疑虑后非常高兴。（2）乐广便把其中的原因告诉了客人。客人心中的疑虑一下子解开了，缠绵很久的病顿时就好了。（各2分）</w:t>
       </w:r>
     </w:p>
     <w:p>
@@ -1435,7 +1435,7 @@
           <w:b w:val="0"/>
           <w:sz w:val="24"/>
         </w:rPr>
-        <w:t>15. 甲文讽刺了怎样的社会现象？请结合文意简要分析。</w:t>
+        <w:t>15. 甲、乙两文都写了“不必要的忧虑”，请分别概括其成因。</w:t>
       </w:r>
     </w:p>
     <w:p>
@@ -1449,7 +1449,7 @@
           <w:b w:val="0"/>
           <w:sz w:val="24"/>
         </w:rPr>
-        <w:t>【答案】讽刺以讹传讹、不经核实就传播消息的现象。丁氏语有歧义，经人传播后严重失真。（3分）</w:t>
+        <w:t>【答案】甲文：杞人因缺乏常识，凭空想象天地将崩坠而忧虑；乙文：客人误把弓影当作杯中之蛇而恐惧致病。（各1.5分，共3分）</w:t>
       </w:r>
     </w:p>
     <w:p>
@@ -1463,7 +1463,7 @@
           <w:b w:val="0"/>
           <w:sz w:val="24"/>
         </w:rPr>
-        <w:t>16. 元方的做法是否符合“求真守礼”的要求？请结合甲、乙两文谈谈你的认识。</w:t>
+        <w:t>16. 如果《杞人忧天》中的“晓之者”遇到乙文中的客人，他会如何开导？请结合两文主旨，写一段开导的话（60字左右）。</w:t>
       </w:r>
     </w:p>
     <w:p>
@@ -1477,7 +1477,7 @@
           <w:b w:val="0"/>
           <w:sz w:val="24"/>
         </w:rPr>
-        <w:t>【答案】符合。乙文元方指出友人无信无礼，体现守礼；甲文启示我们传话要准确核实，体现求真。（3分）</w:t>
+        <w:t>【答案】示例：你所见并非真蛇，只是墙上弓影映入杯中。凡事应查明真相再下结论，切莫像杞人那样凭空忧虑，徒增烦恼。（3分，结合两文、语言通顺即可）</w:t>
       </w:r>
     </w:p>
     <w:p>
@@ -1519,7 +1519,7 @@
           <w:b/>
           <w:sz w:val="24"/>
         </w:rPr>
-        <w:t>大雁归来（节选）</w:t>
+        <w:t>鹤鹳起舞 江豚逐浪（节选）</w:t>
       </w:r>
     </w:p>
     <w:p>
@@ -1533,7 +1533,7 @@
           <w:b w:val="0"/>
           <w:sz w:val="24"/>
         </w:rPr>
-        <w:t>［美］利奥波德</w:t>
+        <w:t>本报记者  徐谭</w:t>
       </w:r>
     </w:p>
     <w:p>
@@ -1548,7 +1548,7 @@
           <w:b w:val="0"/>
           <w:sz w:val="24"/>
         </w:rPr>
-        <w:t>①每年三月，大雁从南方飞到北方。它们排着整齐的队伍，在天空划出优美的曲线。</w:t>
+        <w:t>①“鄱湖鸟，知多少？飞时遮尽云和日，落时不见湖边草。”一曲江西民歌，生动描绘了数十万只候鸟在鄱阳湖安然过冬的壮观场景。作为中国第一大淡水湖，鄱阳湖是“东亚—澳大利西亚”候鸟迁飞通道上最重要的水鸟越冬地之一，也是近半数长江江豚繁衍栖息的家园。</w:t>
       </w:r>
     </w:p>
     <w:p>
@@ -1563,7 +1563,7 @@
           <w:b w:val="0"/>
           <w:sz w:val="24"/>
         </w:rPr>
-        <w:t>②大雁是一种候鸟，它们的迁徙路线几乎固定不变。它们用叫声联络同伴，用翅膀丈量季节。</w:t>
+        <w:t>②每年秋冬，约70万只候鸟会如约飞抵鄱阳湖，其中包括白鹤、东方白鹳等珍稀濒危水鸟。鄱阳湖丰富的植物、鱼类与底栖生物，可为不同食性的鸟类提供食物保障。</w:t>
       </w:r>
     </w:p>
     <w:p>
@@ -1578,7 +1578,7 @@
           <w:b w:val="0"/>
           <w:sz w:val="24"/>
         </w:rPr>
-        <w:t>③春天，它们带来泥土的湿润气息，也带来播种的消息。农民说，看见大雁北归，就知道该春耕了。</w:t>
+        <w:t>③长江江豚因嘴巴呈弧线形好似微笑，被称为“微笑天使”，是长江生态环境的重要指示物种。随着长江“十年禁渔”政策的实施，鄱阳湖地区水生态和渔业资源明显改善，电捕鱼、采砂等破坏江豚栖息地的行为得到有效遏制。巡护队员在一次出航中就遇到了上百头江豚，其中还有“母子豚”，这些“小不点儿”是长江江豚种群延续的新希望。</w:t>
       </w:r>
     </w:p>
     <w:p>
@@ -1593,22 +1593,7 @@
           <w:b w:val="0"/>
           <w:sz w:val="24"/>
         </w:rPr>
-        <w:t>④然而，随着湿地减少、气候变化，大雁的栖息地正在缩小。保护湿地，就是保护这些“春天的信使”。</w:t>
-      </w:r>
-    </w:p>
-    <w:p>
-      <w:pPr>
-        <w:spacing w:after="0"/>
-        <w:ind w:firstLine="420"/>
-        <w:jc w:val="left"/>
-      </w:pPr>
-      <w:r>
-        <w:rPr>
-          <w:rFonts w:ascii="楷体" w:hAnsi="楷体" w:eastAsia="楷体"/>
-          <w:b w:val="0"/>
-          <w:sz w:val="24"/>
-        </w:rPr>
-        <w:t>⑤我们应该学会倾听自然的声音。大雁归来，不仅是季节更替的标志，更提醒人类与自然和谐相处。</w:t>
+        <w:t>④如今，冬季到鄱阳湖观候鸟、赏江豚，已成为越来越多人的出游之选。保护这片会“呼吸”的湖泊，就是守护万千候鸟的“驿站”，也是守护人与自然和谐共生的家园。</w:t>
       </w:r>
     </w:p>
     <w:p>
@@ -1622,7 +1607,7 @@
           <w:b w:val="0"/>
           <w:sz w:val="21"/>
         </w:rPr>
-        <w:t>（选自［美］利奥波德《沙乡年鉴·大雁归来》，朱曼译，人民教育出版社《语文》七年级上册第五单元）</w:t>
+        <w:t>（选自《光明日报》2023年1月29日第10版《鹤鹳起舞 江豚逐浪》，记者徐谭，有删改）</w:t>
       </w:r>
     </w:p>
     <w:p>
@@ -1650,7 +1635,7 @@
           <w:b w:val="0"/>
           <w:sz w:val="24"/>
         </w:rPr>
-        <w:t>（1）大雁迁徙的时间是________，它们被比作________。（2分）</w:t>
+        <w:t>（1）鄱阳湖是“________”候鸟迁飞通道上重要的水鸟越冬地；长江江豚被称为“________”。（2分）</w:t>
       </w:r>
     </w:p>
     <w:p>
@@ -1664,7 +1649,7 @@
           <w:b w:val="0"/>
           <w:sz w:val="24"/>
         </w:rPr>
-        <w:t>（2）选文从哪几个方面写了“大雁归来”的意义？请简要概括。（3分）</w:t>
+        <w:t>（2）选文从哪几个方面介绍了鄱阳湖的生态价值？请简要概括。（3分）</w:t>
       </w:r>
     </w:p>
     <w:p>
@@ -1678,7 +1663,7 @@
           <w:b w:val="0"/>
           <w:sz w:val="24"/>
         </w:rPr>
-        <w:t>（3）第④段在文中有什么作用？（3分）</w:t>
+        <w:t>（3）第①段引用民歌有什么作用？（3分）</w:t>
       </w:r>
     </w:p>
     <w:p>
@@ -1692,7 +1677,7 @@
           <w:b w:val="0"/>
           <w:sz w:val="24"/>
         </w:rPr>
-        <w:t>【答案】（1）三月（春天）  春天的信使（2）标示季节/带来春耕消息/提醒人与自然和谐相处（3）补充现实问题，引出保护湿地、保护自然的主题，深化中心。</w:t>
+        <w:t>【答案】（1）东亚—澳大利西亚  微笑天使（2）候鸟越冬地/提供食物资源/江豚栖息地/生态指示意义/保护成效（答出三点即可）（3）生动描绘候鸟众多景象，增强文学色彩，引出说明对象，激发读者兴趣。</w:t>
       </w:r>
     </w:p>
     <w:p>
@@ -1706,7 +1691,7 @@
           <w:b w:val="0"/>
           <w:sz w:val="24"/>
         </w:rPr>
-        <w:t>18. 选文语言生动形象，请以第①段画线句为例进行分析。</w:t>
+        <w:t>18. 第④段在文中有什么作用？请简要分析。</w:t>
       </w:r>
     </w:p>
     <w:p>
@@ -1720,7 +1705,7 @@
           <w:b w:val="0"/>
           <w:sz w:val="24"/>
         </w:rPr>
-        <w:t>它们排着整齐的队伍，在天空划出优美的曲线。</w:t>
+        <w:t>【答案】总结全文，由介绍生态价值转向倡导保护，点明“驿站”含义，升华人与自然和谐共生主题。（3分）</w:t>
       </w:r>
     </w:p>
     <w:p>
@@ -1734,7 +1719,7 @@
           <w:b w:val="0"/>
           <w:sz w:val="24"/>
         </w:rPr>
-        <w:t>【答案】运用拟人，把大雁飞行队形比作“队伍”“曲线”，生动展现大雁迁徙的整齐优美。（3分）</w:t>
+        <w:t>19. 本单元我们学过《大雁归来》（［美］利奥波德）。同为写候鸟，本文与课文在写作目的上有何异同？请简要分析。</w:t>
       </w:r>
     </w:p>
     <w:p>
@@ -1748,21 +1733,7 @@
           <w:b w:val="0"/>
           <w:sz w:val="24"/>
         </w:rPr>
-        <w:t>19. 链接单元课文《狼》（蒲松龄《聊斋志异》），有人认为“人与自然可以和谐相处”，也有人认为“人与自然存在冲突”。结合选文及你的阅读体验谈看法。</w:t>
-      </w:r>
-    </w:p>
-    <w:p>
-      <w:pPr>
-        <w:spacing w:after="0"/>
-        <w:jc w:val="left"/>
-      </w:pPr>
-      <w:r>
-        <w:rPr>
-          <w:rFonts w:ascii="宋体" w:hAnsi="宋体" w:eastAsia="宋体"/>
-          <w:b w:val="0"/>
-          <w:sz w:val="24"/>
-        </w:rPr>
-        <w:t>【答案】示例：我赞同和谐相处。选文写保护大雁与湿地，《狼》写人与动物的冲突，启示我们要尊重自然规律，而非一味征服。（3分，观点1分，理由2分）</w:t>
+        <w:t>【答案】同：都关注候鸟与生态，呼吁尊重自然。异：课文以文学笔触抒写大雁，重在情感与生命关怀；本文以说明方式介绍湿地保护政策与成效，重在科普与倡议。（3分）</w:t>
       </w:r>
     </w:p>
     <w:p>
@@ -1804,7 +1775,7 @@
           <w:b/>
           <w:sz w:val="24"/>
         </w:rPr>
-        <w:t>秋天的怀念（节选）</w:t>
+        <w:t>桂花雨（节选）</w:t>
       </w:r>
     </w:p>
     <w:p>
@@ -1818,7 +1789,7 @@
           <w:b w:val="0"/>
           <w:sz w:val="24"/>
         </w:rPr>
-        <w:t>史铁生</w:t>
+        <w:t>琦君</w:t>
       </w:r>
     </w:p>
     <w:p>
@@ -1833,7 +1804,7 @@
           <w:b w:val="0"/>
           <w:sz w:val="24"/>
         </w:rPr>
-        <w:t>①双腿瘫痪后，我的脾气变得暴怒无常。望着天上北归的雁阵，我会突然把面前的玻璃砸碎；</w:t>
+        <w:t>①中秋节前后，正是故乡桂花盛开的季节。</w:t>
       </w:r>
     </w:p>
     <w:p>
@@ -1848,7 +1819,7 @@
           <w:b w:val="0"/>
           <w:sz w:val="24"/>
         </w:rPr>
-        <w:t>听着李谷一甜美的歌声，我会猛地把手边的东西摔向四周的墙壁。母亲就悄悄地躲出去，</w:t>
+        <w:t>②摇花对我来说是件大事。所以，我总是缠着母亲问：“妈，怎么还不摇桂花呢？”母亲说：“还早呢，花开的时间太短，摇不下来的。”可是母亲一看天上布满阴云，就知道要来台风了，赶紧叫大家提前摇桂花。</w:t>
       </w:r>
     </w:p>
     <w:p>
@@ -1863,7 +1834,7 @@
           <w:b w:val="0"/>
           <w:sz w:val="24"/>
         </w:rPr>
-        <w:t>在我看不见的地方偷偷地听着我的动静。当一切恢复沉寂，她又悄悄地进来，眼边红红的，看着我。</w:t>
+        <w:t>③这下，我可乐了，帮大人抱着桂花树，使劲地摇。摇哇摇，桂花纷纷落下来，我们满头满身都是桂花。我喊着：“啊！真像下雨，好香的雨啊！”</w:t>
       </w:r>
     </w:p>
     <w:p>
@@ -1878,7 +1849,7 @@
           <w:b w:val="0"/>
           <w:sz w:val="24"/>
         </w:rPr>
-        <w:t>②“听说北海的花儿都开了，我推着你去走走。”她总是这么说。母亲喜欢花，可自从我的腿瘫痪，</w:t>
+        <w:t>④我念中学的时候，全家到了杭州。杭州有一处小山，全是桂花树，花开时那才是香飘十里。秋天，我常到那儿去赏桂花。回家时，总要捡一大袋桂花给母亲。可是母亲说：“这里的桂花再香，也比不上家乡院子里的桂花。”</w:t>
       </w:r>
     </w:p>
     <w:p>
@@ -1893,22 +1864,7 @@
           <w:b w:val="0"/>
           <w:sz w:val="24"/>
         </w:rPr>
-        <w:t>她侍弄的那些花都死了。“不，我不去！”我狠命地捶打这两条可恨的腿，喊着：“我可活什么劲！”</w:t>
-      </w:r>
-    </w:p>
-    <w:p>
-      <w:pPr>
-        <w:spacing w:after="0"/>
-        <w:ind w:firstLine="420"/>
-        <w:jc w:val="left"/>
-      </w:pPr>
-      <w:r>
-        <w:rPr>
-          <w:rFonts w:ascii="楷体" w:hAnsi="楷体" w:eastAsia="楷体"/>
-          <w:b w:val="0"/>
-          <w:sz w:val="24"/>
-        </w:rPr>
-        <w:t>③母亲扑过来抓住我的手，忍住哭声说：“咱娘儿俩，好好儿活，好好儿活……”</w:t>
+        <w:t>⑤后来我才渐渐懂得，母亲说的不仅是桂花，更是对故乡和亲人的深切思念。</w:t>
       </w:r>
     </w:p>
     <w:p>
@@ -1922,7 +1878,7 @@
           <w:b w:val="0"/>
           <w:sz w:val="21"/>
         </w:rPr>
-        <w:t>（选自史铁生《秋天的怀念》，人民教育出版社《语文》七年级上册第二单元）</w:t>
+        <w:t>（选自琦君《桂花雨》，载人民教育出版社《语文》五年级上册第一单元，有删改）</w:t>
       </w:r>
     </w:p>
     <w:p>
@@ -1936,7 +1892,7 @@
           <w:b w:val="0"/>
           <w:sz w:val="24"/>
         </w:rPr>
-        <w:t>20. 第①段中“悄悄地”“偷偷地”表现了母亲怎样的心理？请简要概括。</w:t>
+        <w:t>20. 第②段中母亲“赶紧叫大家提前摇桂花”，表现了母亲怎样的心理？请简要概括。</w:t>
       </w:r>
     </w:p>
     <w:p>
@@ -1950,7 +1906,7 @@
           <w:b w:val="0"/>
           <w:sz w:val="24"/>
         </w:rPr>
-        <w:t>【答案】体贴儿子、担心刺激儿子、强忍内心痛苦却又无微不至地关怀儿子。（3分）</w:t>
+        <w:t>【答案】珍惜桂花收成、做事有经验、关爱家人，担心台风来临会损毁未收足的桂花。（3分）</w:t>
       </w:r>
     </w:p>
     <w:p>
@@ -1964,7 +1920,7 @@
           <w:b w:val="0"/>
           <w:sz w:val="24"/>
         </w:rPr>
-        <w:t>21. 结合选文内容，分析第③段加点词“忍住哭声”的含义。</w:t>
+        <w:t>21. 结合选文内容，分析第④段母亲那句话的含义。</w:t>
       </w:r>
     </w:p>
     <w:p>
@@ -1978,7 +1934,7 @@
           <w:b w:val="0"/>
           <w:sz w:val="24"/>
         </w:rPr>
-        <w:t>【答案】母亲因儿子瘫痪而悲痛，却为了不加重儿子负担而压抑哭泣，表现母爱的隐忍与坚强。（3分）</w:t>
+        <w:t>【答案】表面说家乡桂花最香，实则表达对故乡和亲人的深切思念，桂花成为乡愁与母爱的象征。（3分）</w:t>
       </w:r>
     </w:p>
     <w:p>
@@ -1992,7 +1948,7 @@
           <w:b w:val="0"/>
           <w:sz w:val="24"/>
         </w:rPr>
-        <w:t>22. 文中母亲说“好好儿活”，与《皇帝的新装》中孩子说“他没穿衣服”有何不同？请从人物与主题角度简要分析。</w:t>
+        <w:t>22. 第③段“真像下雨，好香的雨啊”与课内《春》中“像牛毛，像花针，像细丝”相比，都用了比喻，但表达效果有何不同？</w:t>
       </w:r>
     </w:p>
     <w:p>
@@ -2006,7 +1962,7 @@
           <w:b w:val="0"/>
           <w:sz w:val="24"/>
         </w:rPr>
-        <w:t>【答案】母亲的话是关爱与鼓励，主题在亲情与生命；孩子的话揭露虚伪，主题在真话与盲从。（3分）</w:t>
+        <w:t>【答案】《春》写春雨细密轻柔，突出春的润泽与生机；《桂花雨》把桂花飘落比作“香雨”，渲染摇花的喜悦与香甜，为后文思乡作铺垫。（3分）</w:t>
       </w:r>
     </w:p>
     <w:p>
@@ -2020,7 +1976,7 @@
           <w:b w:val="0"/>
           <w:sz w:val="24"/>
         </w:rPr>
-        <w:t>23. 班级将举行“想象与真实”主题读书会，请结合选文和链接材料，谈谈文学阅读对我们认识生活的意义。</w:t>
+        <w:t>23. 班级将举行“亲情与成长”主题读书会，请结合选文和链接材料，谈谈你对母爱的理解。</w:t>
       </w:r>
     </w:p>
     <w:p>
@@ -2034,7 +1990,7 @@
           <w:b w:val="0"/>
           <w:sz w:val="24"/>
         </w:rPr>
-        <w:t>材料一：安徒生《皇帝的新装》写众人不敢说真话，唯有孩子道出真相。（人民教育出版社《语文》七年级上册第六单元）</w:t>
+        <w:t>材料一：史铁生《秋天的怀念》写母亲隐忍坚强，鼓励瘫痪的儿子“好好儿活”。（人民教育出版社《语文》七年级上册第二单元）</w:t>
       </w:r>
     </w:p>
     <w:p>
@@ -2048,7 +2004,7 @@
           <w:b w:val="0"/>
           <w:sz w:val="24"/>
         </w:rPr>
-        <w:t>材料二：袁珂《女娲造人》以神话想象解释人类起源，表达对生命与创造的礼赞。（同上）</w:t>
+        <w:t>材料二：冰心《荷叶·母亲》写“母亲是荷叶，我是红莲”，表达母爱的庇护。（人民教育出版社《语文》七年级上册第二单元）</w:t>
       </w:r>
     </w:p>
     <w:p>
@@ -2062,7 +2018,7 @@
           <w:b w:val="0"/>
           <w:sz w:val="24"/>
         </w:rPr>
-        <w:t>【答案】文学以想象写真实：《秋天的怀念》写亲情，《皇帝的新装》写人性，《女娲造人》写生命。阅读帮助我们理解生活、树立正确价值观。（3分）</w:t>
+        <w:t>【答案】母爱在细节中：琦君写母亲摇桂花，史铁生写母亲隐忍鼓励，冰心以荷叶喻母爱。她们都以平凡行动表达深情，让“我”在成长中感受温暖与力量。（3分）</w:t>
       </w:r>
     </w:p>
     <w:p>

--- a/七年级上册期末考试卷（参考答案及解析）.docx
+++ b/七年级上册期末考试卷（参考答案及解析）.docx
@@ -1775,7 +1775,7 @@
           <w:b/>
           <w:sz w:val="24"/>
         </w:rPr>
-        <w:t>桂花雨（节选）</w:t>
+        <w:t>龙眼与伞（节选）</w:t>
       </w:r>
     </w:p>
     <w:p>
@@ -1789,7 +1789,7 @@
           <w:b w:val="0"/>
           <w:sz w:val="24"/>
         </w:rPr>
-        <w:t>琦君</w:t>
+        <w:t>迟子建</w:t>
       </w:r>
     </w:p>
     <w:p>
@@ -1804,7 +1804,7 @@
           <w:b w:val="0"/>
           <w:sz w:val="24"/>
         </w:rPr>
-        <w:t>①中秋节前后，正是故乡桂花盛开的季节。</w:t>
+        <w:t>①大兴安岭的春雪，比冬天的雪要姿容灿烂。雪花仿佛沾染了春意，朵大，疏朗。它们洋洋洒洒地飞舞在天地间，犹如畅饮了琼浆，轻盈，娇媚。</w:t>
       </w:r>
     </w:p>
     <w:p>
@@ -1819,7 +1819,7 @@
           <w:b w:val="0"/>
           <w:sz w:val="24"/>
         </w:rPr>
-        <w:t>②摇花对我来说是件大事。所以，我总是缠着母亲问：“妈，怎么还不摇桂花呢？”母亲说：“还早呢，花开的时间太短，摇不下来的。”可是母亲一看天上布满阴云，就知道要来台风了，赶紧叫大家提前摇桂花。</w:t>
+        <w:t>②四月中旬的一个下午，正写得如醉如痴，电话响了。是妈妈打来的。她说，我就在你楼下，下雪了，我来给你送伞，今天早点回家吃饭吧。</w:t>
       </w:r>
     </w:p>
     <w:p>
@@ -1834,7 +1834,7 @@
           <w:b w:val="0"/>
           <w:sz w:val="24"/>
         </w:rPr>
-        <w:t>③这下，我可乐了，帮大人抱着桂花树，使劲地摇。摇哇摇，桂花纷纷落下来，我们满头满身都是桂花。我喊着：“啊！真像下雨，好香的雨啊！”</w:t>
+        <w:t>③没有比写到亢奋处遭受打扰更让人不快的了。我终于忍耐不住了，冲妈妈无理地说：“你也是，来之前怎么不打个电话，问问我需不需要伞？我不要伞，你回去吧！”</w:t>
       </w:r>
     </w:p>
     <w:p>
@@ -1849,7 +1849,7 @@
           <w:b w:val="0"/>
           <w:sz w:val="24"/>
         </w:rPr>
-        <w:t>④我念中学的时候，全家到了杭州。杭州有一处小山，全是桂花树，花开时那才是香飘十里。秋天，我常到那儿去赏桂花。回家时，总要捡一大袋桂花给母亲。可是母亲说：“这里的桂花再香，也比不上家乡院子里的桂花。”</w:t>
+        <w:t>④我跑到阳台，看见飞雪中的母亲撑着一把天蓝色的伞，微弓着背，缓缓地朝回走。她的腋下夹着一把绿伞，那是为我准备的啊。我想喊住她，但羞愧使我张不开口，只是默默地看着她渐行渐远。</w:t>
       </w:r>
     </w:p>
     <w:p>
@@ -1864,7 +1864,7 @@
           <w:b w:val="0"/>
           <w:sz w:val="24"/>
         </w:rPr>
-        <w:t>⑤后来我才渐渐懂得，母亲说的不仅是桂花，更是对故乡和亲人的深切思念。</w:t>
+        <w:t>⑤做母亲的，怕的就是这样的泪痕会淋湿她的女儿啊！而我却粗暴地践踏了这份慈爱！母爱就像伞，把阴晦留给自己，而把晴朗留给儿女。</w:t>
       </w:r>
     </w:p>
     <w:p>
@@ -1878,7 +1878,7 @@
           <w:b w:val="0"/>
           <w:sz w:val="21"/>
         </w:rPr>
-        <w:t>（选自琦君《桂花雨》，载人民教育出版社《语文》五年级上册第一单元，有删改）</w:t>
+        <w:t>（选自迟子建《龙眼与伞》，载《也是冬天，也是春天》，人民文学出版社；迟子建，茅盾文学奖、鲁迅文学奖获得者，有删改）</w:t>
       </w:r>
     </w:p>
     <w:p>
@@ -1892,7 +1892,7 @@
           <w:b w:val="0"/>
           <w:sz w:val="24"/>
         </w:rPr>
-        <w:t>20. 第②段中母亲“赶紧叫大家提前摇桂花”，表现了母亲怎样的心理？请简要概括。</w:t>
+        <w:t>20. 第③段中“我”冲妈妈无理说话，表现了“我”当时怎样的心理？请简要概括。</w:t>
       </w:r>
     </w:p>
     <w:p>
@@ -1906,7 +1906,7 @@
           <w:b w:val="0"/>
           <w:sz w:val="24"/>
         </w:rPr>
-        <w:t>【答案】珍惜桂花收成、做事有经验、关爱家人，担心台风来临会损毁未收足的桂花。（3分）</w:t>
+        <w:t>【答案】写作正入迷，被打扰而不耐烦；只顾自己，没有体谅母亲冒雪送伞的关爱。（3分）</w:t>
       </w:r>
     </w:p>
     <w:p>
@@ -1920,7 +1920,7 @@
           <w:b w:val="0"/>
           <w:sz w:val="24"/>
         </w:rPr>
-        <w:t>21. 结合选文内容，分析第④段母亲那句话的含义。</w:t>
+        <w:t>21. 结合选文内容，分析第⑤段“母爱就像伞，把阴晦留给自己，而把晴朗留给儿女”的含义。</w:t>
       </w:r>
     </w:p>
     <w:p>
@@ -1934,7 +1934,7 @@
           <w:b w:val="0"/>
           <w:sz w:val="24"/>
         </w:rPr>
-        <w:t>【答案】表面说家乡桂花最香，实则表达对故乡和亲人的深切思念，桂花成为乡愁与母爱的象征。（3分）</w:t>
+        <w:t>【答案】母亲冒雪夹雨来为“我”送伞，自己却顶风受冷；把辛劳与担忧留给自己，把关爱与照顾留给儿女，体现无私深沉的母爱。（3分）</w:t>
       </w:r>
     </w:p>
     <w:p>
@@ -1948,7 +1948,7 @@
           <w:b w:val="0"/>
           <w:sz w:val="24"/>
         </w:rPr>
-        <w:t>22. 第③段“真像下雨，好香的雨啊”与课内《春》中“像牛毛，像花针，像细丝”相比，都用了比喻，但表达效果有何不同？</w:t>
+        <w:t>22. 第⑤段把母爱比作“伞”，与课内《荷叶·母亲》中“母亲是荷叶，我是红莲”相比，都用了比喻，但表达效果有何不同？</w:t>
       </w:r>
     </w:p>
     <w:p>
@@ -1962,7 +1962,7 @@
           <w:b w:val="0"/>
           <w:sz w:val="24"/>
         </w:rPr>
-        <w:t>【答案】《春》写春雨细密轻柔，突出春的润泽与生机；《桂花雨》把桂花飘落比作“香雨”，渲染摇花的喜悦与香甜，为后文思乡作铺垫。（3分）</w:t>
+        <w:t>【答案】《荷叶·母亲》以荷叶庇护红莲，突出母爱的庇护与守护；本文以伞遮挡风雨，突出母亲把艰难留给自己、把晴朗留给儿女的无私。（3分）</w:t>
       </w:r>
     </w:p>
     <w:p>
@@ -2004,7 +2004,7 @@
           <w:b w:val="0"/>
           <w:sz w:val="24"/>
         </w:rPr>
-        <w:t>材料二：冰心《荷叶·母亲》写“母亲是荷叶，我是红莲”，表达母爱的庇护。（人民教育出版社《语文》七年级上册第二单元）</w:t>
+        <w:t>材料二：刘亮程《寒风吹彻》写母亲半夜起来做饭、叫醒“我”去拉柴禾，在严寒中默默付出。（选自刘亮程《一个人的村庄》，浙江文艺出版社）</w:t>
       </w:r>
     </w:p>
     <w:p>
@@ -2018,7 +2018,7 @@
           <w:b w:val="0"/>
           <w:sz w:val="24"/>
         </w:rPr>
-        <w:t>【答案】母爱在细节中：琦君写母亲摇桂花，史铁生写母亲隐忍鼓励，冰心以荷叶喻母爱。她们都以平凡行动表达深情，让“我”在成长中感受温暖与力量。（3分）</w:t>
+        <w:t>【答案】母爱在平凡细节中：迟子建写母亲冒雪送伞，史铁生写母亲隐忍鼓励，刘亮程写母亲在寒夜操劳。她们都以无声行动表达深情，让“我”在成长中学会感恩与反省。（3分）</w:t>
       </w:r>
     </w:p>
     <w:p>

--- a/七年级上册期末考试卷（参考答案及解析）.docx
+++ b/七年级上册期末考试卷（参考答案及解析）.docx
@@ -1548,7 +1548,7 @@
           <w:b w:val="0"/>
           <w:sz w:val="24"/>
         </w:rPr>
-        <w:t>①“鄱湖鸟，知多少？飞时遮尽云和日，落时不见湖边草。”一曲江西民歌，生动描绘了数十万只候鸟在鄱阳湖安然过冬的壮观场景。作为中国第一大淡水湖，鄱阳湖是“东亚—澳大利西亚”候鸟迁飞通道上最重要的水鸟越冬地之一，也是近半数长江江豚繁衍栖息的家园。</w:t>
+        <w:t>①湿地被誉为“地球之肾”，具有涵养水源、调节气候、维护生物多样性等多种生态功能。人类逐水而居，文明伴水而生，湿地也是候鸟迁徙途中不可或缺的停歇地，被称为生命的“驿站”。</w:t>
       </w:r>
     </w:p>
     <w:p>
@@ -1563,7 +1563,7 @@
           <w:b w:val="0"/>
           <w:sz w:val="24"/>
         </w:rPr>
-        <w:t>②每年秋冬，约70万只候鸟会如约飞抵鄱阳湖，其中包括白鹤、东方白鹳等珍稀濒危水鸟。鄱阳湖丰富的植物、鱼类与底栖生物，可为不同食性的鸟类提供食物保障。</w:t>
+        <w:t>②“鄱湖鸟，知多少？飞时遮尽云和日，落时不见湖边草。”一曲江西民歌，生动描绘了数十万只候鸟在江西省鄱阳湖安然过冬的壮观场景。作为中国第一大淡水湖泊，鄱阳湖是“东亚—澳大利西亚”候鸟迁飞通道上最重要的水鸟越冬地，也是近半数长江江豚繁衍栖息的家园。</w:t>
       </w:r>
     </w:p>
     <w:p>
@@ -1578,7 +1578,7 @@
           <w:b w:val="0"/>
           <w:sz w:val="24"/>
         </w:rPr>
-        <w:t>③长江江豚因嘴巴呈弧线形好似微笑，被称为“微笑天使”，是长江生态环境的重要指示物种。随着长江“十年禁渔”政策的实施，鄱阳湖地区水生态和渔业资源明显改善，电捕鱼、采砂等破坏江豚栖息地的行为得到有效遏制。巡护队员在一次出航中就遇到了上百头江豚，其中还有“母子豚”，这些“小不点儿”是长江江豚种群延续的新希望。</w:t>
+        <w:t>③洪水一片，枯水一线，它是“会呼吸的湖泊”。与长江的天然联系成为鄱阳湖湿地发育的重要水文环境，丰水期主体及附近水域面积可达4000平方千米，秋冬枯水期面积仅为数百平方千米。退水后的洲滩之中，大大小小的碟形湖星罗棋布，仿佛是望向天空的眼睛。正是这一丰一枯的水文节律变化，造就了鄱阳湖多样化的生态环境，为野生动植物提供了丰富的食物资源和栖息地。</w:t>
       </w:r>
     </w:p>
     <w:p>
@@ -1593,7 +1593,52 @@
           <w:b w:val="0"/>
           <w:sz w:val="24"/>
         </w:rPr>
-        <w:t>④如今，冬季到鄱阳湖观候鸟、赏江豚，已成为越来越多人的出游之选。保护这片会“呼吸”的湖泊，就是守护万千候鸟的“驿站”，也是守护人与自然和谐共生的家园。</w:t>
+        <w:t>④鹤鹳起舞，雁鸭翔集，它是万千候鸟的乐园。每年秋冬，约70万只候鸟会如约飞抵鄱阳湖，其中包括白鹤、白枕鹤、东方白鹳等珍稀濒危水鸟，以及全球种群数量60%以上的鸿雁。鄱阳湖丰富的植物、鱼类与底栖生物，可为不同食性的鸟类提供食物保障。苦草块茎是白鹤和鸿雁钟爱的食物，鲫鱼、泥鳅等鱼类，则成为东方白鹳的过冬口粮。路边那些不起眼的泥塘里同样热闹得很，身着黑白相间羽衣的反嘴鹬，用长而上翘的嘴在底泥表面迅速地左右来回扫动，寻觅甲壳类、昆虫幼虫和蠕虫，样子显得可爱又滑稽。</w:t>
+      </w:r>
+    </w:p>
+    <w:p>
+      <w:pPr>
+        <w:spacing w:after="0"/>
+        <w:ind w:firstLine="420"/>
+        <w:jc w:val="left"/>
+      </w:pPr>
+      <w:r>
+        <w:rPr>
+          <w:rFonts w:ascii="楷体" w:hAnsi="楷体" w:eastAsia="楷体"/>
+          <w:b w:val="0"/>
+          <w:sz w:val="24"/>
+        </w:rPr>
+        <w:t>⑤水清鱼肥，江豚逐浪，它呵护着“长江的微笑”。长江江豚因嘴巴呈弧线形好似微笑，被称为“微笑天使”，是长江生态环境的重要指示物种。历史上，采泥挖沙、酷渔滥捕等人类活动曾一度威胁它们的生存，野外仅存千余头。随着长江“十年禁渔”政策的实施，鄱阳湖地区水生态和渔业资源明显改善，电捕鱼、采砂、运砂等破坏江豚栖息地的行为得到有效遏制。巡护队员在一次出航中就遇到了上百头江豚，它们时而跃出水面，时而翻滚逐浪，其中还有“母子豚”，这些“小不点儿”是长江江豚种群延续的新希望。</w:t>
+      </w:r>
+    </w:p>
+    <w:p>
+      <w:pPr>
+        <w:spacing w:after="0"/>
+        <w:ind w:firstLine="420"/>
+        <w:jc w:val="left"/>
+      </w:pPr>
+      <w:r>
+        <w:rPr>
+          <w:rFonts w:ascii="楷体" w:hAnsi="楷体" w:eastAsia="楷体"/>
+          <w:b w:val="0"/>
+          <w:sz w:val="24"/>
+        </w:rPr>
+        <w:t>⑥如今，冬季到鄱阳湖来一场“环湖游”，观候鸟赏江豚，已成为越来越多人的出游之选。从南昌出发，只需1小时车程，便可抵达鲤鱼洲，通过隐蔽廊道近距离观察白鹤和小天鹅曼妙的舞姿；也可以到上饶余干插旗洲，仰望上千只东方白鹳凌空盘旋的壮观场面。还可以选一个晴朗的清晨，登上湖堤，静静聆听江豚浮出水面换气的扑哧扑哧声，感受大湖的生命脉动。</w:t>
+      </w:r>
+    </w:p>
+    <w:p>
+      <w:pPr>
+        <w:spacing w:after="0"/>
+        <w:ind w:firstLine="420"/>
+        <w:jc w:val="left"/>
+      </w:pPr>
+      <w:r>
+        <w:rPr>
+          <w:rFonts w:ascii="楷体" w:hAnsi="楷体" w:eastAsia="楷体"/>
+          <w:b w:val="0"/>
+          <w:sz w:val="24"/>
+        </w:rPr>
+        <w:t>⑦在辽宁盘锦，辽河孕育了24.96万公顷的广袤湿地，每年在此迁徙停歇或繁殖的水鸟超过100万只。“生态好不好，鸟儿最知道。”当地于1993年建设黑嘴鸥人工繁殖岛，繁殖成功率从最初的不到30%提升到60%至70%。2015年以来，盘锦实施“退养还湿”工程，恢复湿地8.59万亩，黑嘴鸥种群数量已由1991年的1200只增加到2022年的11600只。如今，依托湿地资源，当地还探索出稻田养蟹、稻田养鱼的立体生态模式。保护湿地，就是守护万千候鸟的“驿站”，也是守护人与自然和谐共生的家园。</w:t>
       </w:r>
     </w:p>
     <w:p>
@@ -1607,7 +1652,7 @@
           <w:b w:val="0"/>
           <w:sz w:val="21"/>
         </w:rPr>
-        <w:t>（选自《光明日报》2023年1月29日第10版《鹤鹳起舞 江豚逐浪》，记者徐谭，有删改）</w:t>
+        <w:t>（综合自《光明日报》2023年1月29日第10版《鹤鹳起舞 江豚逐浪》，记者徐谭；《人民日报》2023年2月2日《留住湿地，留住美》、2023年2月15日《推动湿地保护事业高质量发展》，有删改）</w:t>
       </w:r>
     </w:p>
     <w:p>
@@ -1635,7 +1680,7 @@
           <w:b w:val="0"/>
           <w:sz w:val="24"/>
         </w:rPr>
-        <w:t>（1）鄱阳湖是“________”候鸟迁飞通道上重要的水鸟越冬地；长江江豚被称为“________”。（2分）</w:t>
+        <w:t>（1）湿地被比作“________”，鄱阳湖是“________”候鸟迁飞通道上重要的水鸟越冬地。（2分）</w:t>
       </w:r>
     </w:p>
     <w:p>
@@ -1649,7 +1694,7 @@
           <w:b w:val="0"/>
           <w:sz w:val="24"/>
         </w:rPr>
-        <w:t>（2）选文从哪几个方面介绍了鄱阳湖的生态价值？请简要概括。（3分）</w:t>
+        <w:t>（2）选文从哪几个方面介绍了湿地与候鸟保护？请简要概括。（3分）</w:t>
       </w:r>
     </w:p>
     <w:p>
@@ -1663,7 +1708,7 @@
           <w:b w:val="0"/>
           <w:sz w:val="24"/>
         </w:rPr>
-        <w:t>（3）第①段引用民歌有什么作用？（3分）</w:t>
+        <w:t>（3）第②段引用民歌有什么作用？（3分）</w:t>
       </w:r>
     </w:p>
     <w:p>
@@ -1677,7 +1722,7 @@
           <w:b w:val="0"/>
           <w:sz w:val="24"/>
         </w:rPr>
-        <w:t>【答案】（1）东亚—澳大利西亚  微笑天使（2）候鸟越冬地/提供食物资源/江豚栖息地/生态指示意义/保护成效（答出三点即可）（3）生动描绘候鸟众多景象，增强文学色彩，引出说明对象，激发读者兴趣。</w:t>
+        <w:t>【答案】（1）地球之肾  东亚—澳大利西亚（2）湿地生态功能/候鸟越冬与食物保障/江豚保护成效/退养还湿与种群恢复（答出三点即可）（3）生动描绘候鸟众多景象，增强文学色彩，引出说明对象，激发读者兴趣。</w:t>
       </w:r>
     </w:p>
     <w:p>
@@ -1691,7 +1736,7 @@
           <w:b w:val="0"/>
           <w:sz w:val="24"/>
         </w:rPr>
-        <w:t>18. 第④段在文中有什么作用？请简要分析。</w:t>
+        <w:t>18. 第⑦段在文中有什么作用？请简要分析。</w:t>
       </w:r>
     </w:p>
     <w:p>
@@ -1804,7 +1849,7 @@
           <w:b w:val="0"/>
           <w:sz w:val="24"/>
         </w:rPr>
-        <w:t>①大兴安岭的春雪，比冬天的雪要姿容灿烂。雪花仿佛沾染了春意，朵大，疏朗。它们洋洋洒洒地飞舞在天地间，犹如畅饮了琼浆，轻盈，娇媚。</w:t>
+        <w:t>①大兴安岭的春雪，比冬天的雪要姿容灿烂。雪花仿佛沾染了春意，朵大，疏朗。它们洋洋洒洒地飞舞在天地间，犹如畅饮了琼浆，轻盈，娇媚。它们似乎知道自己的美丽，不像冬天的雪往往在夜里下，它们喜欢白天时从天庭下来，安抚着人们掠美的眼神。</w:t>
       </w:r>
     </w:p>
     <w:p>
@@ -1819,7 +1864,7 @@
           <w:b w:val="0"/>
           <w:sz w:val="24"/>
         </w:rPr>
-        <w:t>②四月中旬的一个下午，正写得如醉如痴，电话响了。是妈妈打来的。她说，我就在你楼下，下雪了，我来给你送伞，今天早点回家吃饭吧。</w:t>
+        <w:t>②我是喜欢看春雪的，这种雪下的时间不会长，也就两三个小时。站在窗前，等于是看老天上演的一部宽银幕的黑白电影。山、树、房屋和行走的人，在雪花中闪闪烁烁，气象苍茫而温暖，令人回味。</w:t>
       </w:r>
     </w:p>
     <w:p>
@@ -1834,7 +1879,7 @@
           <w:b w:val="0"/>
           <w:sz w:val="24"/>
         </w:rPr>
-        <w:t>③没有比写到亢奋处遭受打扰更让人不快的了。我终于忍耐不住了，冲妈妈无理地说：“你也是，来之前怎么不打个电话，问问我需不需要伞？我不要伞，你回去吧！”</w:t>
+        <w:t>③去年，我在故乡写作长篇《额尔古纳河右岸》。四月中旬的一个下午，正写得如醉如痴，电话响了。是妈妈打来的。她说，我就在你楼下，下雪了，我来给你送伞，今天早点回家吃饭吧。</w:t>
       </w:r>
     </w:p>
     <w:p>
@@ -1849,7 +1894,7 @@
           <w:b w:val="0"/>
           <w:sz w:val="24"/>
         </w:rPr>
-        <w:t>④我跑到阳台，看见飞雪中的母亲撑着一把天蓝色的伞，微弓着背，缓缓地朝回走。她的腋下夹着一把绿伞，那是为我准备的啊。我想喊住她，但羞愧使我张不开口，只是默默地看着她渐行渐远。</w:t>
+        <w:t>④没有比写到亢奋处遭受打扰更让人不快的了。我懊恼地对妈妈说，雪有什么可怕的，我用不着伞，你回去吧，我再写一会儿。妈妈说，我看雪中还夹着雨，怕把你浇湿，你就下来吧！我终于忍耐不住了，冲妈妈无理地说：“你也是，来之前怎么不打个电话，问问我需不需要伞？我不要伞，你回去吧！”</w:t>
       </w:r>
     </w:p>
     <w:p>
@@ -1864,7 +1909,127 @@
           <w:b w:val="0"/>
           <w:sz w:val="24"/>
         </w:rPr>
-        <w:t>⑤做母亲的，怕的就是这样的泪痕会淋湿她的女儿啊！而我却粗暴地践踏了这份慈爱！母爱就像伞，把阴晦留给自己，而把晴朗留给儿女。</w:t>
+        <w:t>⑤我挂断了电话。听筒里的声音消逝的一瞬，我马上意识到自己犯了最不可饶恕的错误！我跑到阳台，看见飞雪中的母亲撑着一把天蓝色的伞，微弓着背，缓缓地朝回走。她的腋下夹着一把绿伞，那是为我准备的啊。我想喊住她，但羞愧使我张不开口，只是默默地看着她渐行渐远。</w:t>
+      </w:r>
+    </w:p>
+    <w:p>
+      <w:pPr>
+        <w:spacing w:after="0"/>
+        <w:ind w:firstLine="420"/>
+        <w:jc w:val="left"/>
+      </w:pPr>
+      <w:r>
+        <w:rPr>
+          <w:rFonts w:ascii="楷体" w:hAnsi="楷体" w:eastAsia="楷体"/>
+          <w:b w:val="0"/>
+          <w:sz w:val="24"/>
+        </w:rPr>
+        <w:t>⑥也许是太沉浸在小说中了，我竟然对春雪的降临毫无知觉。从地上的积雪看得出来，它来了有一两个小时了。确如妈妈所言，雪中夹杂着丝丝细雨，好像残冬流下的几行清泪。做母亲的，怕的就是这样的泪痕会淋湿她的女儿啊！而我却粗暴地践踏了这份慈爱！</w:t>
+      </w:r>
+    </w:p>
+    <w:p>
+      <w:pPr>
+        <w:spacing w:after="0"/>
+        <w:ind w:firstLine="420"/>
+        <w:jc w:val="left"/>
+      </w:pPr>
+      <w:r>
+        <w:rPr>
+          <w:rFonts w:ascii="楷体" w:hAnsi="楷体" w:eastAsia="楷体"/>
+          <w:b w:val="0"/>
+          <w:sz w:val="24"/>
+        </w:rPr>
+        <w:t>⑦从阳台回到书房后，我将电脑关闭，站在南窗前。窗外是连绵的山峦，雪花使远山隐遁了踪迹，近处的山也都模模糊糊，如海市蜃楼。我想它今天捕捉到的最辛酸的一笔，就是母亲夹着伞离去的情景。</w:t>
+      </w:r>
+    </w:p>
+    <w:p>
+      <w:pPr>
+        <w:spacing w:after="0"/>
+        <w:ind w:firstLine="420"/>
+        <w:jc w:val="left"/>
+      </w:pPr>
+      <w:r>
+        <w:rPr>
+          <w:rFonts w:ascii="楷体" w:hAnsi="楷体" w:eastAsia="楷体"/>
+          <w:b w:val="0"/>
+          <w:sz w:val="24"/>
+        </w:rPr>
+        <w:t>⑧雪停了。黄昏了。我锁上门，下楼，回妈妈那里。做了错事的孩子最怕回家，我也一样。妈妈分明哭过，她的眼睛红肿着。我向她道歉，说我错了，请她不要伤心了，她背过身去，又抹眼泪了。</w:t>
+      </w:r>
+    </w:p>
+    <w:p>
+      <w:pPr>
+        <w:spacing w:after="0"/>
+        <w:ind w:firstLine="420"/>
+        <w:jc w:val="left"/>
+      </w:pPr>
+      <w:r>
+        <w:rPr>
+          <w:rFonts w:ascii="楷体" w:hAnsi="楷体" w:eastAsia="楷体"/>
+          <w:b w:val="0"/>
+          <w:sz w:val="24"/>
+        </w:rPr>
+        <w:t>⑨我知道自己深深伤害了她。我爱人去世后，她大病一场，一年中衰老了许多。她大约知道无人疼怜我了，向我张开了衰老的臂膀，把她那受了命运伤害的孩子又揽回怀中，小心呵护着。可我虽然四十多岁了，在她面前，却依然是个任性的孩子。</w:t>
+      </w:r>
+    </w:p>
+    <w:p>
+      <w:pPr>
+        <w:spacing w:after="0"/>
+        <w:ind w:firstLine="420"/>
+        <w:jc w:val="left"/>
+      </w:pPr>
+      <w:r>
+        <w:rPr>
+          <w:rFonts w:ascii="楷体" w:hAnsi="楷体" w:eastAsia="楷体"/>
+          <w:b w:val="0"/>
+          <w:sz w:val="24"/>
+        </w:rPr>
+        <w:t>⑩母亲看我真的是一副悔过的表情，便在晚餐桌上，用一句数落原谅了我。她说，以后你再写东西时，我可不去惹你！</w:t>
+      </w:r>
+    </w:p>
+    <w:p>
+      <w:pPr>
+        <w:spacing w:after="0"/>
+        <w:ind w:firstLine="420"/>
+        <w:jc w:val="left"/>
+      </w:pPr>
+      <w:r>
+        <w:rPr>
+          <w:rFonts w:ascii="楷体" w:hAnsi="楷体" w:eastAsia="楷体"/>
+          <w:b w:val="0"/>
+          <w:sz w:val="24"/>
+        </w:rPr>
+        <w:t>⑪《额尔古纳河右岸》初稿完成后，我来到了青岛，做长篇的修改。有一天午后，青岛海洋大学文学院的刘世文老师来看我。她对我说，她这一生，最大的伤痛就是儿子的离世。十几年前，她的孩子从沈阳一个游乐园的高空意外坠下身亡。刘老师说她坐上开往沈阳的火车后，脑子里全都是儿子的影子，他的笑脸，他说话的声音，他喊“妈妈”时的样子。</w:t>
+      </w:r>
+    </w:p>
+    <w:p>
+      <w:pPr>
+        <w:spacing w:after="0"/>
+        <w:ind w:firstLine="420"/>
+        <w:jc w:val="left"/>
+      </w:pPr>
+      <w:r>
+        <w:rPr>
+          <w:rFonts w:ascii="楷体" w:hAnsi="楷体" w:eastAsia="楷体"/>
+          <w:b w:val="0"/>
+          <w:sz w:val="24"/>
+        </w:rPr>
+        <w:t>⑫她黯然神伤的样子引起了别人的同情，有个南方籍的旅客抓了几颗龙眼给她。刘老师说，那个年代，龙眼在北方是稀罕的水果，她没吃过，她想儿子一定也没吃过。她没舍得吃一颗龙眼，而是一路把它们攥在掌心，想着带给儿子。</w:t>
+      </w:r>
+    </w:p>
+    <w:p>
+      <w:pPr>
+        <w:spacing w:after="0"/>
+        <w:ind w:firstLine="420"/>
+        <w:jc w:val="left"/>
+      </w:pPr>
+      <w:r>
+        <w:rPr>
+          <w:rFonts w:ascii="楷体" w:hAnsi="楷体" w:eastAsia="楷体"/>
+          <w:b w:val="0"/>
+          <w:sz w:val="24"/>
+        </w:rPr>
+        <w:t>⑬刘老师讲到这里哽咽了，我的眼睛也湿了。那个时刻，我的眼前蓦然闪现出春雪中妈妈为我送伞的情景。母爱就像伞，把阴晦留给自己，而把晴朗留给儿女。母爱也像那一颗颗龙眼，不管表皮多么干涩，内里总是深藏着甘甜的汁液。</w:t>
       </w:r>
     </w:p>
     <w:p>
@@ -1892,7 +2057,7 @@
           <w:b w:val="0"/>
           <w:sz w:val="24"/>
         </w:rPr>
-        <w:t>20. 第③段中“我”冲妈妈无理说话，表现了“我”当时怎样的心理？请简要概括。</w:t>
+        <w:t>20. 第④段中“我”冲妈妈无理说话，表现了“我”当时怎样的心理？请简要概括。</w:t>
       </w:r>
     </w:p>
     <w:p>
@@ -1920,7 +2085,7 @@
           <w:b w:val="0"/>
           <w:sz w:val="24"/>
         </w:rPr>
-        <w:t>21. 结合选文内容，分析第⑤段“母爱就像伞，把阴晦留给自己，而把晴朗留给儿女”的含义。</w:t>
+        <w:t>21. 结合选文内容，分析第⑬段“母爱就像伞，把阴晦留给自己，而把晴朗留给儿女”的含义。</w:t>
       </w:r>
     </w:p>
     <w:p>
@@ -1948,7 +2113,7 @@
           <w:b w:val="0"/>
           <w:sz w:val="24"/>
         </w:rPr>
-        <w:t>22. 第⑤段把母爱比作“伞”，与课内《荷叶·母亲》中“母亲是荷叶，我是红莲”相比，都用了比喻，但表达效果有何不同？</w:t>
+        <w:t>22. 第⑬段把母爱比作“伞”和“龙眼”，与课内《荷叶·母亲》中“母亲是荷叶，我是红莲”相比，都用了比喻，但表达效果有何不同？</w:t>
       </w:r>
     </w:p>
     <w:p>
@@ -1962,7 +2127,7 @@
           <w:b w:val="0"/>
           <w:sz w:val="24"/>
         </w:rPr>
-        <w:t>【答案】《荷叶·母亲》以荷叶庇护红莲，突出母爱的庇护与守护；本文以伞遮挡风雨，突出母亲把艰难留给自己、把晴朗留给儿女的无私。（3分）</w:t>
+        <w:t>【答案】《荷叶·母亲》以荷叶庇护红莲，突出母爱的庇护与守护；本文以伞遮挡风雨、龙眼蕴藏甘甜，突出母亲把艰难留给自己、把晴朗留给儿女的无私。（3分）</w:t>
       </w:r>
     </w:p>
     <w:p>

--- a/七年级上册期末考试卷（参考答案及解析）.docx
+++ b/七年级上册期末考试卷（参考答案及解析）.docx
@@ -732,52 +732,52 @@
           <w:rFonts w:ascii="楷体" w:hAnsi="楷体" w:eastAsia="楷体"/>
           <w:b w:val="0"/>
         </w:rPr>
-        <w:t>阅读，是心灵的旅行。明代学者董其昌在《画禅室随笔》中写道：“读万卷书，行万里路。”读书与行路，都是拓展生命视野的方式。进入初中以来，同学们在语文课上读过朱自清笔下“吹面不寒杨柳风”的《春》，读过老舍笔下“温晴”的《济南的冬天》，也在《论语》中感受过“学而时习之，不亦说乎”的求学之乐。校园里，图书馆新设了“经典诵读角”，同学们或低声吟诵，或默读批注，书香与晨光一起流淌。有同学把阅读比作（yù）见老友——每一次翻开书页，都是一次温暖的相逢；也有同学把好书推荐卡贴在走廊里，让文字在校园里传（bō）。当然，阅读并不只是“看热闹”，更要学会思考：作者为什么这样写？想象与真实之间有着怎样的联系？这些思考，会让阅读由“浅尝”走向“深耕”。本学期，我们还将走进《朝花夕拾》，在鲁迅的回忆里看见童年；走进《西游记》，在神魔斗法中感受想象的魅力。愿同学们在阅读中涵养品格、开阔眼界，让好书成为成长路上最长情的陪伴。</w:t>
-      </w:r>
-    </w:p>
-    <w:p>
-      <w:pPr>
-        <w:spacing w:line="360" w:lineRule="auto"/>
-        <w:jc w:val="left"/>
-      </w:pPr>
-      <w:r>
-        <w:rPr>
-          <w:rFonts w:ascii="宋体" w:hAnsi="宋体" w:eastAsia="宋体"/>
-          <w:b w:val="0"/>
-        </w:rPr>
-        <w:t>1. 文中注音不正确的一项是（   ）</w:t>
-      </w:r>
-    </w:p>
-    <w:p>
-      <w:pPr>
-        <w:spacing w:line="360" w:lineRule="auto"/>
-        <w:jc w:val="left"/>
-      </w:pPr>
-      <w:r>
-        <w:rPr>
-          <w:rFonts w:ascii="宋体" w:hAnsi="宋体" w:eastAsia="宋体"/>
-          <w:b w:val="0"/>
-        </w:rPr>
-        <w:t>A. 遇（yù）</w:t>
+        <w:t>阅读，是心灵的旅行。明代学者董其昌在《画禅室随笔》中写道：“读万卷书，行万里路。”读书与行路，都是拓展生命视野的方式。进入初中以来，同学们在语文课上读过朱自清笔下“吹面不寒杨柳风”的《春》，读过老舍笔下“温晴”的《济南的冬天》，也在《论语》中感受过“学而时习之，不亦说乎”的求学之乐。校园里，图书馆新设了“经典诵读角”，同学们或低声吟诵，或默读批注，书香与晨光一起流淌。有同学把阅读比作邂逅老友——每一次翻开书页，都是一次温暖的相逢；也有同学把好书推荐卡贴在走廊里，让文字在校园里传播。当然，阅读并不只是“看热闹”，更要学会思考：作者为什么这样写？想象与真实之间有着怎样的联系？这些思考，会让阅读由“浅尝辄止”走向“深耕”。本学期，我们还将走进《朝花夕拾》，在鲁迅的回忆里看见童年；走进《西游记》，在神魔斗法中感受想象的魅力。愿同学们在阅读中涵养（hán）品格、开阔眼界，让好书成为成长路上最长（cháng）情的陪伴。</w:t>
+      </w:r>
+    </w:p>
+    <w:p>
+      <w:pPr>
+        <w:spacing w:line="360" w:lineRule="auto"/>
+        <w:jc w:val="left"/>
+      </w:pPr>
+      <w:r>
+        <w:rPr>
+          <w:rFonts w:ascii="宋体" w:hAnsi="宋体" w:eastAsia="宋体"/>
+          <w:b w:val="0"/>
+        </w:rPr>
+        <w:t>1. 文中加点字的注音，不正确的一项是（   ）</w:t>
+      </w:r>
+    </w:p>
+    <w:p>
+      <w:pPr>
+        <w:spacing w:line="360" w:lineRule="auto"/>
+        <w:jc w:val="left"/>
+      </w:pPr>
+      <w:r>
+        <w:rPr>
+          <w:rFonts w:ascii="宋体" w:hAnsi="宋体" w:eastAsia="宋体"/>
+          <w:b w:val="0"/>
+        </w:rPr>
+        <w:t>A. 邂逅（xiè）</w:t>
         <w:tab/>
-        <w:t>B. 播（bō）</w:t>
+        <w:t>B. 传播（bō）</w:t>
         <w:tab/>
-        <w:t>C. 涵（hán）</w:t>
+        <w:t>C. 涵养（hǎng）</w:t>
         <w:tab/>
-        <w:t>D. 长（zhǎng）</w:t>
-      </w:r>
-    </w:p>
-    <w:p>
-      <w:pPr>
-        <w:spacing w:line="360" w:lineRule="auto"/>
-        <w:jc w:val="left"/>
-      </w:pPr>
-      <w:r>
-        <w:rPr>
-          <w:rFonts w:ascii="宋体" w:hAnsi="宋体" w:eastAsia="宋体"/>
-          <w:b w:val="0"/>
-        </w:rPr>
-        <w:t>2. 文中加点词语有错别字的一项是（   ）</w:t>
+        <w:t>D. 长情（cháng）</w:t>
+      </w:r>
+    </w:p>
+    <w:p>
+      <w:pPr>
+        <w:spacing w:line="360" w:lineRule="auto"/>
+        <w:jc w:val="left"/>
+      </w:pPr>
+      <w:r>
+        <w:rPr>
+          <w:rFonts w:ascii="宋体" w:hAnsi="宋体" w:eastAsia="宋体"/>
+          <w:b w:val="0"/>
+        </w:rPr>
+        <w:t>2. 文中加点词语，书写不正确的一项是（   ）</w:t>
       </w:r>
     </w:p>
     <w:p>
@@ -842,59 +842,59 @@
           <w:rFonts w:ascii="宋体" w:hAnsi="宋体" w:eastAsia="宋体"/>
           <w:b w:val="0"/>
         </w:rPr>
-        <w:t>3. 文中横线上应填入的词语，最恰当的一项是（   ）</w:t>
-      </w:r>
-    </w:p>
-    <w:p>
-      <w:pPr>
-        <w:spacing w:line="360" w:lineRule="auto"/>
-        <w:jc w:val="left"/>
-      </w:pPr>
-      <w:r>
-        <w:rPr>
-          <w:rFonts w:ascii="宋体" w:hAnsi="宋体" w:eastAsia="宋体"/>
-          <w:b w:val="0"/>
-        </w:rPr>
-        <w:t>A. 重逢  传播</w:t>
-      </w:r>
-    </w:p>
-    <w:p>
-      <w:pPr>
-        <w:spacing w:line="360" w:lineRule="auto"/>
-        <w:jc w:val="left"/>
-      </w:pPr>
-      <w:r>
-        <w:rPr>
-          <w:rFonts w:ascii="宋体" w:hAnsi="宋体" w:eastAsia="宋体"/>
-          <w:b w:val="0"/>
-        </w:rPr>
-        <w:t>B. 邂逅  传布</w:t>
-      </w:r>
-    </w:p>
-    <w:p>
-      <w:pPr>
-        <w:spacing w:line="360" w:lineRule="auto"/>
-        <w:jc w:val="left"/>
-      </w:pPr>
-      <w:r>
-        <w:rPr>
-          <w:rFonts w:ascii="宋体" w:hAnsi="宋体" w:eastAsia="宋体"/>
-          <w:b w:val="0"/>
-        </w:rPr>
-        <w:t>C. 重逢  传布</w:t>
-      </w:r>
-    </w:p>
-    <w:p>
-      <w:pPr>
-        <w:spacing w:line="360" w:lineRule="auto"/>
-        <w:jc w:val="left"/>
-      </w:pPr>
-      <w:r>
-        <w:rPr>
-          <w:rFonts w:ascii="宋体" w:hAnsi="宋体" w:eastAsia="宋体"/>
-          <w:b w:val="0"/>
-        </w:rPr>
-        <w:t>D. 邂逅  传播</w:t>
+        <w:t>3. 与“由‘浅尝辄止’走向‘深耕’”意思最相近的一项是（   ）</w:t>
+      </w:r>
+    </w:p>
+    <w:p>
+      <w:pPr>
+        <w:spacing w:line="360" w:lineRule="auto"/>
+        <w:jc w:val="left"/>
+      </w:pPr>
+      <w:r>
+        <w:rPr>
+          <w:rFonts w:ascii="宋体" w:hAnsi="宋体" w:eastAsia="宋体"/>
+          <w:b w:val="0"/>
+        </w:rPr>
+        <w:t>A. 走马观花，不求甚解</w:t>
+      </w:r>
+    </w:p>
+    <w:p>
+      <w:pPr>
+        <w:spacing w:line="360" w:lineRule="auto"/>
+        <w:jc w:val="left"/>
+      </w:pPr>
+      <w:r>
+        <w:rPr>
+          <w:rFonts w:ascii="宋体" w:hAnsi="宋体" w:eastAsia="宋体"/>
+          <w:b w:val="0"/>
+        </w:rPr>
+        <w:t>B. 浅尝辄止，深入钻研</w:t>
+      </w:r>
+    </w:p>
+    <w:p>
+      <w:pPr>
+        <w:spacing w:line="360" w:lineRule="auto"/>
+        <w:jc w:val="left"/>
+      </w:pPr>
+      <w:r>
+        <w:rPr>
+          <w:rFonts w:ascii="宋体" w:hAnsi="宋体" w:eastAsia="宋体"/>
+          <w:b w:val="0"/>
+        </w:rPr>
+        <w:t>C. 囫囵吞枣，生搬硬套</w:t>
+      </w:r>
+    </w:p>
+    <w:p>
+      <w:pPr>
+        <w:spacing w:line="360" w:lineRule="auto"/>
+        <w:jc w:val="left"/>
+      </w:pPr>
+      <w:r>
+        <w:rPr>
+          <w:rFonts w:ascii="宋体" w:hAnsi="宋体" w:eastAsia="宋体"/>
+          <w:b w:val="0"/>
+        </w:rPr>
+        <w:t>D. 一目十行，过目不忘</w:t>
       </w:r>
     </w:p>
     <w:p>
@@ -1051,7 +1051,7 @@
           <w:rFonts w:ascii="宋体" w:hAnsi="宋体" w:eastAsia="宋体"/>
           <w:b w:val="0"/>
         </w:rPr>
-        <w:t>⑤因此，我们要学会“整体—局部—探究”的阅读路径</w:t>
+        <w:t>⑤因此，我们要构建“整体—局部—探究”的阅读路径</w:t>
       </w:r>
     </w:p>
     <w:p>
@@ -1122,20 +1122,20 @@
           <w:rFonts w:ascii="宋体" w:hAnsi="宋体" w:eastAsia="宋体"/>
           <w:b w:val="0"/>
         </w:rPr>
-        <w:t>（3）同窗分别之际，可用《论语》中的“________________，________________”表达惜别与勉励之情。</w:t>
-      </w:r>
-    </w:p>
-    <w:p>
-      <w:pPr>
-        <w:spacing w:line="360" w:lineRule="auto"/>
-        <w:jc w:val="left"/>
-      </w:pPr>
-      <w:r>
-        <w:rPr>
-          <w:rFonts w:ascii="宋体" w:hAnsi="宋体" w:eastAsia="宋体"/>
-          <w:b w:val="0"/>
-        </w:rPr>
-        <w:t>【答案】1. D    2. C    3. D    4. B</w:t>
+        <w:t>（3）《论语·子罕》中用“________________，________________”告诫我们要珍惜时光，因为时光如流水般一去不复返。</w:t>
+      </w:r>
+    </w:p>
+    <w:p>
+      <w:pPr>
+        <w:spacing w:line="360" w:lineRule="auto"/>
+        <w:jc w:val="left"/>
+      </w:pPr>
+      <w:r>
+        <w:rPr>
+          <w:rFonts w:ascii="宋体" w:hAnsi="宋体" w:eastAsia="宋体"/>
+          <w:b w:val="0"/>
+        </w:rPr>
+        <w:t>【答案】1. C    2. C    3. B    4. B</w:t>
       </w:r>
     </w:p>
     <w:p>
@@ -1161,7 +1161,7 @@
           <w:rFonts w:ascii="宋体" w:hAnsi="宋体" w:eastAsia="宋体"/>
           <w:b w:val="0"/>
         </w:rPr>
-        <w:t>本题考查字音。“长情”的“长”应读 cháng，此处误读为 zhǎng。故选D。</w:t>
+        <w:t>本题考查字音。“涵养”应读 hán，C项误读为 hǎng。故选C。</w:t>
       </w:r>
     </w:p>
     <w:p>
@@ -1187,7 +1187,7 @@
           <w:rFonts w:ascii="宋体" w:hAnsi="宋体" w:eastAsia="宋体"/>
           <w:b w:val="0"/>
         </w:rPr>
-        <w:t>本题考查字形。“浅尝则止”应为“浅尝辄止”。故选B。</w:t>
+        <w:t>本题考查字形。文中为“浅尝辄止”，C项“浅尝则止”书写错误。故选C。</w:t>
       </w:r>
     </w:p>
     <w:p>
@@ -1213,7 +1213,7 @@
           <w:rFonts w:ascii="宋体" w:hAnsi="宋体" w:eastAsia="宋体"/>
           <w:b w:val="0"/>
         </w:rPr>
-        <w:t>本题考查词语运用。“邂逅”与“遇见老友”呼应；“传播”与“文字在校园”搭配恰当。故选D。</w:t>
+        <w:t>本题考查成语理解。“浅尝辄止”后“深耕”强调由浅入深、由粗略到钻研，与B项意思最相近。故选B。</w:t>
       </w:r>
     </w:p>
     <w:p>
@@ -1303,7 +1303,7 @@
           <w:rFonts w:ascii="宋体" w:hAnsi="宋体" w:eastAsia="宋体"/>
           <w:b w:val="0"/>
         </w:rPr>
-        <w:t>【答案】    ①. 日月之行    ②. 若出其中    ③. 海日生残夜    ④. 江春入旧年    ⑤. 有朋自远方来    ⑥. 不亦乐乎</w:t>
+        <w:t>【答案】    ①. 日月之行    ②. 若出其中    ③. 海日生残夜    ④. 江春入旧年    ⑤. 逝者如斯夫    ⑥. 不舍昼夜</w:t>
       </w:r>
     </w:p>
     <w:p>
@@ -1450,33 +1450,33 @@
           <w:rFonts w:ascii="宋体" w:hAnsi="宋体" w:eastAsia="宋体"/>
           <w:b w:val="0"/>
         </w:rPr>
-        <w:t>7. 看完材料后，小明和小丽展开了讨论。根据材料一、二将他们的对话补充完整。</w:t>
-      </w:r>
-    </w:p>
-    <w:p>
-      <w:pPr>
-        <w:spacing w:line="360" w:lineRule="auto"/>
-        <w:jc w:val="left"/>
-      </w:pPr>
-      <w:r>
-        <w:rPr>
-          <w:rFonts w:ascii="宋体" w:hAnsi="宋体" w:eastAsia="宋体"/>
-          <w:b w:val="0"/>
-        </w:rPr>
-        <w:t>小明：①________，因为②________________________________________________________。</w:t>
-      </w:r>
-    </w:p>
-    <w:p>
-      <w:pPr>
-        <w:spacing w:line="360" w:lineRule="auto"/>
-        <w:jc w:val="left"/>
-      </w:pPr>
-      <w:r>
-        <w:rPr>
-          <w:rFonts w:ascii="宋体" w:hAnsi="宋体" w:eastAsia="宋体"/>
-          <w:b w:val="0"/>
-        </w:rPr>
-        <w:t>小丽：我不这么认为。坚持阅读仍然很有意义，因为③________________________________。</w:t>
+        <w:t>7. 看完材料后，小明看到超半数同学阅读时间偏短，有些泄气；小丽则持不同看法。请补全对话。</w:t>
+      </w:r>
+    </w:p>
+    <w:p>
+      <w:pPr>
+        <w:spacing w:line="360" w:lineRule="auto"/>
+        <w:jc w:val="left"/>
+      </w:pPr>
+      <w:r>
+        <w:rPr>
+          <w:rFonts w:ascii="宋体" w:hAnsi="宋体" w:eastAsia="宋体"/>
+          <w:b w:val="0"/>
+        </w:rPr>
+        <w:t>小明：①________，因为②________。</w:t>
+      </w:r>
+    </w:p>
+    <w:p>
+      <w:pPr>
+        <w:spacing w:line="360" w:lineRule="auto"/>
+        <w:jc w:val="left"/>
+      </w:pPr>
+      <w:r>
+        <w:rPr>
+          <w:rFonts w:ascii="宋体" w:hAnsi="宋体" w:eastAsia="宋体"/>
+          <w:b w:val="0"/>
+        </w:rPr>
+        <w:t>小丽：我不这么认为。坚持阅读仍然很有意义，因为③________。</w:t>
       </w:r>
     </w:p>
     <w:p>
@@ -1568,7 +1568,7 @@
           <w:rFonts w:ascii="宋体" w:hAnsi="宋体" w:eastAsia="宋体"/>
           <w:b w:val="0"/>
         </w:rPr>
-        <w:t>【答案】7.     ①. 示例：近半数同学每天阅读不足30分钟    ②. 示例：说明同学们阅读时间偏少，需要加强引导    ③. 示例：阅读能开阔视野、丰富精神生活</w:t>
+        <w:t>【答案】7.     ①. 我觉得现在大家课业忙，坚持每天深度阅读太难了    ②. 从调查来看，近八成同学每天阅读不足1小时    ③. 正如于漪老师所说，读书能丰富我们的心灵，编织美好的青春生活，哪怕时间有限也值得坚持</w:t>
       </w:r>
     </w:p>
     <w:p>
@@ -1594,7 +1594,7 @@
           <w:rFonts w:ascii="宋体" w:hAnsi="宋体" w:eastAsia="宋体"/>
           <w:b w:val="0"/>
         </w:rPr>
-        <w:t>本题考查图文转换与语言表达。结合材料一、二，言之有理即可，共5分。</w:t>
+        <w:t>本题考查图文转换与语言表达。小明结合材料一说明阅读时间偏短而泄气，小丽引用材料二反驳并强调阅读意义，言之有理即可，共5分。</w:t>
       </w:r>
     </w:p>
     <w:p>
@@ -1986,7 +1986,7 @@
           <w:rFonts w:ascii="宋体" w:hAnsi="宋体" w:eastAsia="宋体"/>
           <w:b w:val="0"/>
         </w:rPr>
-        <w:t>C. “随君直到夜郎西”表明诗人愿随友人同赴贬所，当面表达安慰。</w:t>
+        <w:t>C. “随君直到夜郎西”表达了诗人决定即刻启程前往贬所亲身陪伴友人的决心。</w:t>
       </w:r>
     </w:p>
     <w:p>
@@ -2012,7 +2012,7 @@
           <w:rFonts w:ascii="宋体" w:hAnsi="宋体" w:eastAsia="宋体"/>
           <w:b w:val="0"/>
         </w:rPr>
-        <w:t>12. 这两首诗都写“雨夜”背景，但情感不同，请简要分析。</w:t>
+        <w:t>12. 这两首诗都表达了对远方亲友的深厚情感，但抒情方式与情境有所不同，请简要分析。</w:t>
       </w:r>
     </w:p>
     <w:p>
@@ -2051,20 +2051,20 @@
           <w:rFonts w:ascii="宋体" w:hAnsi="宋体" w:eastAsia="宋体"/>
           <w:b w:val="0"/>
         </w:rPr>
-        <w:t>“随君”是寄月相随，非诗人亲身同往。故选C。</w:t>
-      </w:r>
-    </w:p>
-    <w:p>
-      <w:pPr>
-        <w:spacing w:line="360" w:lineRule="auto"/>
-        <w:jc w:val="left"/>
-      </w:pPr>
-      <w:r>
-        <w:rPr>
-          <w:rFonts w:ascii="宋体" w:hAnsi="宋体" w:eastAsia="宋体"/>
-          <w:b w:val="0"/>
-        </w:rPr>
-        <w:t>【答案】甲诗写对友人的牵挂与慰藉；乙诗写羁旅中对亲人的思念与重逢期盼。</w:t>
+        <w:t>“随君直到夜郎西”是借明月寄托愁思、想象随友人远去，并非诗人亲身前往贬所。故选C。</w:t>
+      </w:r>
+    </w:p>
+    <w:p>
+      <w:pPr>
+        <w:spacing w:line="360" w:lineRule="auto"/>
+        <w:jc w:val="left"/>
+      </w:pPr>
+      <w:r>
+        <w:rPr>
+          <w:rFonts w:ascii="宋体" w:hAnsi="宋体" w:eastAsia="宋体"/>
+          <w:b w:val="0"/>
+        </w:rPr>
+        <w:t>【答案】甲诗借暮春景物和明月寄愁，表达对遭贬友人的同情与牵挂；乙诗借巴山夜雨写羁旅孤寂，表达对亲人的思念与重逢期盼。</w:t>
       </w:r>
     </w:p>
     <w:p>
@@ -2090,7 +2090,7 @@
           <w:rFonts w:ascii="宋体" w:hAnsi="宋体" w:eastAsia="宋体"/>
           <w:b w:val="0"/>
         </w:rPr>
-        <w:t>结合两首诗内容分析，各2分，共4分。</w:t>
+        <w:t>两诗都抒写对亲友深情，但甲诗重在遥寄安慰，乙诗重在羁旅怀人，结合内容分析，各2分，共4分。</w:t>
       </w:r>
     </w:p>
     <w:p>
@@ -2429,7 +2429,7 @@
           <w:rFonts w:ascii="宋体" w:hAnsi="宋体" w:eastAsia="宋体"/>
           <w:b w:val="0"/>
         </w:rPr>
-        <w:t>【答案】示例：你所见并非真蛇，只是墙上弓影映入杯中。凡事应查明真相再下结论，切莫凭空忧虑，徒增烦恼。</w:t>
+        <w:t>【答案】示例：杯中之蛇只是墙上弓影，并非实物。遇事应查清真相、实事求是，切莫疑心生暗鬼、凭空忧虑。</w:t>
       </w:r>
     </w:p>
     <w:p>
@@ -2455,7 +2455,7 @@
           <w:rFonts w:ascii="宋体" w:hAnsi="宋体" w:eastAsia="宋体"/>
           <w:b w:val="0"/>
         </w:rPr>
-        <w:t>本题考查语言表达。结合两文主旨，60字左右，共3分。</w:t>
+        <w:t>本题考查语言表达。应点明“弓影成蛇”的错觉，强调查明真相、实事求是，区别于杞人“天地将崩”的盲目忧虑，60字左右，共3分。</w:t>
       </w:r>
     </w:p>
     <w:p>
@@ -3407,7 +3407,7 @@
           <w:rFonts w:ascii="宋体" w:hAnsi="宋体" w:eastAsia="宋体"/>
           <w:b w:val="0"/>
         </w:rPr>
-        <w:t>25. 题目二：_________的力量</w:t>
+        <w:t>25. 半命题作文：《________的力量》</w:t>
       </w:r>
     </w:p>
     <w:p>

--- a/七年级上册期末考试卷（参考答案及解析）.docx
+++ b/七年级上册期末考试卷（参考答案及解析）.docx
@@ -732,52 +732,52 @@
           <w:rFonts w:ascii="楷体" w:hAnsi="楷体" w:eastAsia="楷体"/>
           <w:b w:val="0"/>
         </w:rPr>
-        <w:t>阅读，是心灵的旅行。明代学者董其昌在《画禅室随笔》中写道：“读万卷书，行万里路。”读书与行路，都是拓展生命视野的方式。进入初中以来，同学们在语文课上读过朱自清笔下“吹面不寒杨柳风”的《春》，读过老舍笔下“温晴”的《济南的冬天》，也在《论语》中感受过“学而时习之，不亦说乎”的求学之乐。校园里，图书馆新设了“经典诵读角”，同学们或低声吟诵，或默读批注，书香与晨光一起流淌。有同学把阅读比作邂逅老友——每一次翻开书页，都是一次温暖的相逢；也有同学把好书推荐卡贴在走廊里，让文字在校园里传播。当然，阅读并不只是“看热闹”，更要学会思考：作者为什么这样写？想象与真实之间有着怎样的联系？这些思考，会让阅读由“浅尝辄止”走向“深耕”。本学期，我们还将走进《朝花夕拾》，在鲁迅的回忆里看见童年；走进《西游记》，在神魔斗法中感受想象的魅力。愿同学们在阅读中涵养（hán）品格、开阔眼界，让好书成为成长路上最长（cháng）情的陪伴。</w:t>
-      </w:r>
-    </w:p>
-    <w:p>
-      <w:pPr>
-        <w:spacing w:line="360" w:lineRule="auto"/>
-        <w:jc w:val="left"/>
-      </w:pPr>
-      <w:r>
-        <w:rPr>
-          <w:rFonts w:ascii="宋体" w:hAnsi="宋体" w:eastAsia="宋体"/>
-          <w:b w:val="0"/>
-        </w:rPr>
-        <w:t>1. 文中加点字的注音，不正确的一项是（   ）</w:t>
-      </w:r>
-    </w:p>
-    <w:p>
-      <w:pPr>
-        <w:spacing w:line="360" w:lineRule="auto"/>
-        <w:jc w:val="left"/>
-      </w:pPr>
-      <w:r>
-        <w:rPr>
-          <w:rFonts w:ascii="宋体" w:hAnsi="宋体" w:eastAsia="宋体"/>
-          <w:b w:val="0"/>
-        </w:rPr>
-        <w:t>A. 邂逅（xiè）</w:t>
+        <w:t>阅读，是心灵的旅行。明代学者董其昌在《画禅室随笔》中写道：“读万卷书，行万里路。”读书与行路，都是拓展生命视野的方式。人们常将个人阅读与成长历程________________，有“读书破万卷，下笔如有神”之说。进入初中以来，同学们在语文课上读过朱自清笔下“吹面不寒杨柳风”的《春》，读过老舍笔下“温晴”的《济南的冬天》，也在《论语》中感受过“学而时习之，不亦说乎”的求学之乐。校园里，图书馆新设了“经典诵读角”，同学们或低声吟诵，或默读批注，书香与晨光一起流淌。有同学把阅读比作邂逅（xiè）老友——每一次翻开书页，都是一次温暖的相逢；也有同学把好书推荐卡贴在走廊里，让文字在校园里传播（bō）。当然，阅读并不只是“看热闹”，更要学会思考：作者为什么这样写？想象与真实之间有着怎样的联系？这些思考，会让阅读由“浅尝辄止”走向“深耕”，把书中智慧凝练为同学们心中流淌的文化基因、________________于精神上的独特印记。古今中外名篇佳作章显着语言的魅力，滋润着一代代读者的心田。通过这样的思考，时时鼓励同学们要勤于阅读，善于感悟。本学期，我们还将走进《朝花夕拾》，在鲁迅的回忆里看见童年；走进《西游记》，在神魔斗法中感受想象的魅力。愿同学们在阅读中涵养（hǎng）品格、开阔眼界，让好书成为成长路上最长（cháng）情的陪伴，铸（zhù）就了“少年正是读书时”活动的________________，让阅读风尚、校园书香________________，古韵悠长、历久弥新。</w:t>
+      </w:r>
+    </w:p>
+    <w:p>
+      <w:pPr>
+        <w:spacing w:line="360" w:lineRule="auto"/>
+        <w:jc w:val="left"/>
+      </w:pPr>
+      <w:r>
+        <w:rPr>
+          <w:rFonts w:ascii="宋体" w:hAnsi="宋体" w:eastAsia="宋体"/>
+          <w:b w:val="0"/>
+        </w:rPr>
+        <w:t>1. 文中注音不正确一项是（   ）</w:t>
+      </w:r>
+    </w:p>
+    <w:p>
+      <w:pPr>
+        <w:spacing w:line="360" w:lineRule="auto"/>
+        <w:jc w:val="left"/>
+      </w:pPr>
+      <w:r>
+        <w:rPr>
+          <w:rFonts w:ascii="宋体" w:hAnsi="宋体" w:eastAsia="宋体"/>
+          <w:b w:val="0"/>
+        </w:rPr>
+        <w:t>A. 邂（xiè）</w:t>
         <w:tab/>
-        <w:t>B. 传播（bō）</w:t>
+        <w:t>B. 播（bō）</w:t>
         <w:tab/>
-        <w:t>C. 涵养（hǎng）</w:t>
+        <w:t>C. 涵（hǎng）</w:t>
         <w:tab/>
-        <w:t>D. 长情（cháng）</w:t>
-      </w:r>
-    </w:p>
-    <w:p>
-      <w:pPr>
-        <w:spacing w:line="360" w:lineRule="auto"/>
-        <w:jc w:val="left"/>
-      </w:pPr>
-      <w:r>
-        <w:rPr>
-          <w:rFonts w:ascii="宋体" w:hAnsi="宋体" w:eastAsia="宋体"/>
-          <w:b w:val="0"/>
-        </w:rPr>
-        <w:t>2. 文中加点词语，书写不正确的一项是（   ）</w:t>
+        <w:t>D. 长（cháng）</w:t>
+      </w:r>
+    </w:p>
+    <w:p>
+      <w:pPr>
+        <w:spacing w:line="360" w:lineRule="auto"/>
+        <w:jc w:val="left"/>
+      </w:pPr>
+      <w:r>
+        <w:rPr>
+          <w:rFonts w:ascii="宋体" w:hAnsi="宋体" w:eastAsia="宋体"/>
+          <w:b w:val="0"/>
+        </w:rPr>
+        <w:t>2. 文中加点词语有错别字的一项是（   ）</w:t>
       </w:r>
     </w:p>
     <w:p>
@@ -803,163 +803,163 @@
           <w:rFonts w:ascii="宋体" w:hAnsi="宋体" w:eastAsia="宋体"/>
           <w:b w:val="0"/>
         </w:rPr>
-        <w:t>B. 深耕</w:t>
-      </w:r>
-    </w:p>
-    <w:p>
-      <w:pPr>
-        <w:spacing w:line="360" w:lineRule="auto"/>
-        <w:jc w:val="left"/>
-      </w:pPr>
-      <w:r>
-        <w:rPr>
-          <w:rFonts w:ascii="宋体" w:hAnsi="宋体" w:eastAsia="宋体"/>
-          <w:b w:val="0"/>
-        </w:rPr>
-        <w:t>C. 浅尝则止</w:t>
-      </w:r>
-    </w:p>
-    <w:p>
-      <w:pPr>
-        <w:spacing w:line="360" w:lineRule="auto"/>
-        <w:jc w:val="left"/>
-      </w:pPr>
-      <w:r>
-        <w:rPr>
-          <w:rFonts w:ascii="宋体" w:hAnsi="宋体" w:eastAsia="宋体"/>
-          <w:b w:val="0"/>
-        </w:rPr>
-        <w:t>D. 涵养</w:t>
-      </w:r>
-    </w:p>
-    <w:p>
-      <w:pPr>
-        <w:spacing w:line="360" w:lineRule="auto"/>
-        <w:jc w:val="left"/>
-      </w:pPr>
-      <w:r>
-        <w:rPr>
-          <w:rFonts w:ascii="宋体" w:hAnsi="宋体" w:eastAsia="宋体"/>
-          <w:b w:val="0"/>
-        </w:rPr>
-        <w:t>3. 与“由‘浅尝辄止’走向‘深耕’”意思最相近的一项是（   ）</w:t>
-      </w:r>
-    </w:p>
-    <w:p>
-      <w:pPr>
-        <w:spacing w:line="360" w:lineRule="auto"/>
-        <w:jc w:val="left"/>
-      </w:pPr>
-      <w:r>
-        <w:rPr>
-          <w:rFonts w:ascii="宋体" w:hAnsi="宋体" w:eastAsia="宋体"/>
-          <w:b w:val="0"/>
-        </w:rPr>
-        <w:t>A. 走马观花，不求甚解</w:t>
-      </w:r>
-    </w:p>
-    <w:p>
-      <w:pPr>
-        <w:spacing w:line="360" w:lineRule="auto"/>
-        <w:jc w:val="left"/>
-      </w:pPr>
-      <w:r>
-        <w:rPr>
-          <w:rFonts w:ascii="宋体" w:hAnsi="宋体" w:eastAsia="宋体"/>
-          <w:b w:val="0"/>
-        </w:rPr>
-        <w:t>B. 浅尝辄止，深入钻研</w:t>
-      </w:r>
-    </w:p>
-    <w:p>
-      <w:pPr>
-        <w:spacing w:line="360" w:lineRule="auto"/>
-        <w:jc w:val="left"/>
-      </w:pPr>
-      <w:r>
-        <w:rPr>
-          <w:rFonts w:ascii="宋体" w:hAnsi="宋体" w:eastAsia="宋体"/>
-          <w:b w:val="0"/>
-        </w:rPr>
-        <w:t>C. 囫囵吞枣，生搬硬套</w:t>
-      </w:r>
-    </w:p>
-    <w:p>
-      <w:pPr>
-        <w:spacing w:line="360" w:lineRule="auto"/>
-        <w:jc w:val="left"/>
-      </w:pPr>
-      <w:r>
-        <w:rPr>
-          <w:rFonts w:ascii="宋体" w:hAnsi="宋体" w:eastAsia="宋体"/>
-          <w:b w:val="0"/>
-        </w:rPr>
-        <w:t>D. 一目十行，过目不忘</w:t>
-      </w:r>
-    </w:p>
-    <w:p>
-      <w:pPr>
-        <w:spacing w:line="360" w:lineRule="auto"/>
-        <w:jc w:val="left"/>
-      </w:pPr>
-      <w:r>
-        <w:rPr>
-          <w:rFonts w:ascii="宋体" w:hAnsi="宋体" w:eastAsia="宋体"/>
-          <w:b w:val="0"/>
-        </w:rPr>
-        <w:t>4. 下列句子没有语病的一项是（   ）</w:t>
-      </w:r>
-    </w:p>
-    <w:p>
-      <w:pPr>
-        <w:spacing w:line="360" w:lineRule="auto"/>
-        <w:jc w:val="left"/>
-      </w:pPr>
-      <w:r>
-        <w:rPr>
-          <w:rFonts w:ascii="宋体" w:hAnsi="宋体" w:eastAsia="宋体"/>
-          <w:b w:val="0"/>
-        </w:rPr>
-        <w:t>A. 通过设立“经典诵读角”，使同学们的阅读兴趣明显提高了。</w:t>
-      </w:r>
-    </w:p>
-    <w:p>
-      <w:pPr>
-        <w:spacing w:line="360" w:lineRule="auto"/>
-        <w:jc w:val="left"/>
-      </w:pPr>
-      <w:r>
-        <w:rPr>
-          <w:rFonts w:ascii="宋体" w:hAnsi="宋体" w:eastAsia="宋体"/>
-          <w:b w:val="0"/>
-        </w:rPr>
-        <w:t>B. 阅读并不只是“看热闹”，更要学会思考作者为什么这样写。</w:t>
-      </w:r>
-    </w:p>
-    <w:p>
-      <w:pPr>
-        <w:spacing w:line="360" w:lineRule="auto"/>
-        <w:jc w:val="left"/>
-      </w:pPr>
-      <w:r>
-        <w:rPr>
-          <w:rFonts w:ascii="宋体" w:hAnsi="宋体" w:eastAsia="宋体"/>
-          <w:b w:val="0"/>
-        </w:rPr>
-        <w:t>C. 我们能否养成良好的阅读习惯，是提升语文素养的关键。</w:t>
-      </w:r>
-    </w:p>
-    <w:p>
-      <w:pPr>
-        <w:spacing w:line="360" w:lineRule="auto"/>
-        <w:jc w:val="left"/>
-      </w:pPr>
-      <w:r>
-        <w:rPr>
-          <w:rFonts w:ascii="宋体" w:hAnsi="宋体" w:eastAsia="宋体"/>
-          <w:b w:val="0"/>
-        </w:rPr>
-        <w:t>D. 同学们在走廊里贴了好书推荐卡，目的是为了让更多人爱上阅读。</w:t>
+        <w:t>B. 章显</w:t>
+      </w:r>
+    </w:p>
+    <w:p>
+      <w:pPr>
+        <w:spacing w:line="360" w:lineRule="auto"/>
+        <w:jc w:val="left"/>
+      </w:pPr>
+      <w:r>
+        <w:rPr>
+          <w:rFonts w:ascii="宋体" w:hAnsi="宋体" w:eastAsia="宋体"/>
+          <w:b w:val="0"/>
+        </w:rPr>
+        <w:t>C. 浅尝辄止</w:t>
+      </w:r>
+    </w:p>
+    <w:p>
+      <w:pPr>
+        <w:spacing w:line="360" w:lineRule="auto"/>
+        <w:jc w:val="left"/>
+      </w:pPr>
+      <w:r>
+        <w:rPr>
+          <w:rFonts w:ascii="宋体" w:hAnsi="宋体" w:eastAsia="宋体"/>
+          <w:b w:val="0"/>
+        </w:rPr>
+        <w:t>D. 历久弥新</w:t>
+      </w:r>
+    </w:p>
+    <w:p>
+      <w:pPr>
+        <w:spacing w:line="360" w:lineRule="auto"/>
+        <w:jc w:val="left"/>
+      </w:pPr>
+      <w:r>
+        <w:rPr>
+          <w:rFonts w:ascii="宋体" w:hAnsi="宋体" w:eastAsia="宋体"/>
+          <w:b w:val="0"/>
+        </w:rPr>
+        <w:t>3. 文中横线上应填入的词语，最恰当的一项是（   ）</w:t>
+      </w:r>
+    </w:p>
+    <w:p>
+      <w:pPr>
+        <w:spacing w:line="360" w:lineRule="auto"/>
+        <w:jc w:val="left"/>
+      </w:pPr>
+      <w:r>
+        <w:rPr>
+          <w:rFonts w:ascii="宋体" w:hAnsi="宋体" w:eastAsia="宋体"/>
+          <w:b w:val="0"/>
+        </w:rPr>
+        <w:t>A. 相辅相成  镌刻  美德  传世</w:t>
+      </w:r>
+    </w:p>
+    <w:p>
+      <w:pPr>
+        <w:spacing w:line="360" w:lineRule="auto"/>
+        <w:jc w:val="left"/>
+      </w:pPr>
+      <w:r>
+        <w:rPr>
+          <w:rFonts w:ascii="宋体" w:hAnsi="宋体" w:eastAsia="宋体"/>
+          <w:b w:val="0"/>
+        </w:rPr>
+        <w:t>B. 相辅相成  雕刻  美誉  传播</w:t>
+      </w:r>
+    </w:p>
+    <w:p>
+      <w:pPr>
+        <w:spacing w:line="360" w:lineRule="auto"/>
+        <w:jc w:val="left"/>
+      </w:pPr>
+      <w:r>
+        <w:rPr>
+          <w:rFonts w:ascii="宋体" w:hAnsi="宋体" w:eastAsia="宋体"/>
+          <w:b w:val="0"/>
+        </w:rPr>
+        <w:t>C. 紧密相连  雕刻  美德  传播</w:t>
+      </w:r>
+    </w:p>
+    <w:p>
+      <w:pPr>
+        <w:spacing w:line="360" w:lineRule="auto"/>
+        <w:jc w:val="left"/>
+      </w:pPr>
+      <w:r>
+        <w:rPr>
+          <w:rFonts w:ascii="宋体" w:hAnsi="宋体" w:eastAsia="宋体"/>
+          <w:b w:val="0"/>
+        </w:rPr>
+        <w:t>D. 紧密相连  镌刻  美誉  传世</w:t>
+      </w:r>
+    </w:p>
+    <w:p>
+      <w:pPr>
+        <w:spacing w:line="360" w:lineRule="auto"/>
+        <w:jc w:val="left"/>
+      </w:pPr>
+      <w:r>
+        <w:rPr>
+          <w:rFonts w:ascii="宋体" w:hAnsi="宋体" w:eastAsia="宋体"/>
+          <w:b w:val="0"/>
+        </w:rPr>
+        <w:t>4. 文中画线句子有语病，修改正确的一项是（   ）</w:t>
+      </w:r>
+    </w:p>
+    <w:p>
+      <w:pPr>
+        <w:spacing w:line="360" w:lineRule="auto"/>
+        <w:jc w:val="left"/>
+      </w:pPr>
+      <w:r>
+        <w:rPr>
+          <w:rFonts w:ascii="宋体" w:hAnsi="宋体" w:eastAsia="宋体"/>
+          <w:b w:val="0"/>
+        </w:rPr>
+        <w:t>A. 通过这样的思考，时时鼓励同学们要善于感悟，勤于阅读。</w:t>
+      </w:r>
+    </w:p>
+    <w:p>
+      <w:pPr>
+        <w:spacing w:line="360" w:lineRule="auto"/>
+        <w:jc w:val="left"/>
+      </w:pPr>
+      <w:r>
+        <w:rPr>
+          <w:rFonts w:ascii="宋体" w:hAnsi="宋体" w:eastAsia="宋体"/>
+          <w:b w:val="0"/>
+        </w:rPr>
+        <w:t>B. 这样的思考，时时激励同学们要勤于阅读，善于感悟。</w:t>
+      </w:r>
+    </w:p>
+    <w:p>
+      <w:pPr>
+        <w:spacing w:line="360" w:lineRule="auto"/>
+        <w:jc w:val="left"/>
+      </w:pPr>
+      <w:r>
+        <w:rPr>
+          <w:rFonts w:ascii="宋体" w:hAnsi="宋体" w:eastAsia="宋体"/>
+          <w:b w:val="0"/>
+        </w:rPr>
+        <w:t>C. 这样的思考，时时鼓励同学们要善于感悟，勤于阅读。</w:t>
+      </w:r>
+    </w:p>
+    <w:p>
+      <w:pPr>
+        <w:spacing w:line="360" w:lineRule="auto"/>
+        <w:jc w:val="left"/>
+      </w:pPr>
+      <w:r>
+        <w:rPr>
+          <w:rFonts w:ascii="宋体" w:hAnsi="宋体" w:eastAsia="宋体"/>
+          <w:b w:val="0"/>
+        </w:rPr>
+        <w:t>D. 通过这样的思考，时时激励同学们要勤于阅读，善于感悟。</w:t>
       </w:r>
     </w:p>
     <w:p>
@@ -986,91 +986,91 @@
           <w:rFonts w:ascii="楷体" w:hAnsi="楷体" w:eastAsia="楷体"/>
           <w:b w:val="0"/>
         </w:rPr>
-        <w:t>读书需要方法。________________，________________；________________，________________。________________，才能在阅读中真正有所收获。</w:t>
-      </w:r>
-    </w:p>
-    <w:p>
-      <w:pPr>
-        <w:spacing w:line="360" w:lineRule="auto"/>
-        <w:jc w:val="left"/>
-      </w:pPr>
-      <w:r>
-        <w:rPr>
-          <w:rFonts w:ascii="宋体" w:hAnsi="宋体" w:eastAsia="宋体"/>
-          <w:b w:val="0"/>
-        </w:rPr>
-        <w:t>①先把握文章写了什么</w:t>
-      </w:r>
-    </w:p>
-    <w:p>
-      <w:pPr>
-        <w:spacing w:line="360" w:lineRule="auto"/>
-        <w:jc w:val="left"/>
-      </w:pPr>
-      <w:r>
-        <w:rPr>
-          <w:rFonts w:ascii="宋体" w:hAnsi="宋体" w:eastAsia="宋体"/>
-          <w:b w:val="0"/>
-        </w:rPr>
-        <w:t>②再品味语言有什么特点</w:t>
-      </w:r>
-    </w:p>
-    <w:p>
-      <w:pPr>
-        <w:spacing w:line="360" w:lineRule="auto"/>
-        <w:jc w:val="left"/>
-      </w:pPr>
-      <w:r>
-        <w:rPr>
-          <w:rFonts w:ascii="宋体" w:hAnsi="宋体" w:eastAsia="宋体"/>
-          <w:b w:val="0"/>
-        </w:rPr>
-        <w:t>③还要思考表达了怎样的情感或道理</w:t>
-      </w:r>
-    </w:p>
-    <w:p>
-      <w:pPr>
-        <w:spacing w:line="360" w:lineRule="auto"/>
-        <w:jc w:val="left"/>
-      </w:pPr>
-      <w:r>
-        <w:rPr>
-          <w:rFonts w:ascii="宋体" w:hAnsi="宋体" w:eastAsia="宋体"/>
-          <w:b w:val="0"/>
-        </w:rPr>
-        <w:t>④最后联系生活谈自己的感受</w:t>
-      </w:r>
-    </w:p>
-    <w:p>
-      <w:pPr>
-        <w:spacing w:line="360" w:lineRule="auto"/>
-        <w:jc w:val="left"/>
-      </w:pPr>
-      <w:r>
-        <w:rPr>
-          <w:rFonts w:ascii="宋体" w:hAnsi="宋体" w:eastAsia="宋体"/>
-          <w:b w:val="0"/>
-        </w:rPr>
-        <w:t>⑤因此，我们要构建“整体—局部—探究”的阅读路径</w:t>
-      </w:r>
-    </w:p>
-    <w:p>
-      <w:pPr>
-        <w:spacing w:line="360" w:lineRule="auto"/>
-        <w:jc w:val="left"/>
-      </w:pPr>
-      <w:r>
-        <w:rPr>
-          <w:rFonts w:ascii="宋体" w:hAnsi="宋体" w:eastAsia="宋体"/>
-          <w:b w:val="0"/>
-        </w:rPr>
-        <w:t>A. ①②③④⑤</w:t>
+        <w:t>经典诵读在校园里蔚然成风，________________，________________。________________；________________。________________。恰似春风拂面，好书伴我一路成长。</w:t>
+      </w:r>
+    </w:p>
+    <w:p>
+      <w:pPr>
+        <w:spacing w:line="360" w:lineRule="auto"/>
+        <w:jc w:val="left"/>
+      </w:pPr>
+      <w:r>
+        <w:rPr>
+          <w:rFonts w:ascii="宋体" w:hAnsi="宋体" w:eastAsia="宋体"/>
+          <w:b w:val="0"/>
+        </w:rPr>
+        <w:t>①深度阅读受到同学们青睐，折射了优秀传统文化的当代活力</w:t>
+      </w:r>
+    </w:p>
+    <w:p>
+      <w:pPr>
+        <w:spacing w:line="360" w:lineRule="auto"/>
+        <w:jc w:val="left"/>
+      </w:pPr>
+      <w:r>
+        <w:rPr>
+          <w:rFonts w:ascii="宋体" w:hAnsi="宋体" w:eastAsia="宋体"/>
+          <w:b w:val="0"/>
+        </w:rPr>
+        <w:t>②也是一场与经典的心灵对话</w:t>
+      </w:r>
+    </w:p>
+    <w:p>
+      <w:pPr>
+        <w:spacing w:line="360" w:lineRule="auto"/>
+        <w:jc w:val="left"/>
+      </w:pPr>
+      <w:r>
+        <w:rPr>
+          <w:rFonts w:ascii="宋体" w:hAnsi="宋体" w:eastAsia="宋体"/>
+          <w:b w:val="0"/>
+        </w:rPr>
+        <w:t>③一字一句中，体味含蓄深远的语言艺术</w:t>
+      </w:r>
+    </w:p>
+    <w:p>
+      <w:pPr>
+        <w:spacing w:line="360" w:lineRule="auto"/>
+        <w:jc w:val="left"/>
+      </w:pPr>
+      <w:r>
+        <w:rPr>
+          <w:rFonts w:ascii="宋体" w:hAnsi="宋体" w:eastAsia="宋体"/>
+          <w:b w:val="0"/>
+        </w:rPr>
+        <w:t>④这是经典阅读与现代生活的相逢</w:t>
+      </w:r>
+    </w:p>
+    <w:p>
+      <w:pPr>
+        <w:spacing w:line="360" w:lineRule="auto"/>
+        <w:jc w:val="left"/>
+      </w:pPr>
+      <w:r>
+        <w:rPr>
+          <w:rFonts w:ascii="宋体" w:hAnsi="宋体" w:eastAsia="宋体"/>
+          <w:b w:val="0"/>
+        </w:rPr>
+        <w:t>⑤一篇一读间，领悟厚积薄发的读写智慧</w:t>
+      </w:r>
+    </w:p>
+    <w:p>
+      <w:pPr>
+        <w:spacing w:line="360" w:lineRule="auto"/>
+        <w:jc w:val="left"/>
+      </w:pPr>
+      <w:r>
+        <w:rPr>
+          <w:rFonts w:ascii="宋体" w:hAnsi="宋体" w:eastAsia="宋体"/>
+          <w:b w:val="0"/>
+        </w:rPr>
+        <w:t>A. ①③④⑤②</w:t>
         <w:tab/>
-        <w:t>B. ⑤①②③④</w:t>
+        <w:t>B. ④②③⑤①</w:t>
         <w:tab/>
-        <w:t>C. ①③②④⑤</w:t>
+        <w:t>C. ④①②③⑤</w:t>
         <w:tab/>
-        <w:t>D. ⑤②①③④</w:t>
+        <w:t>D. ①⑤④②③</w:t>
       </w:r>
     </w:p>
     <w:p>
@@ -1135,7 +1135,7 @@
           <w:rFonts w:ascii="宋体" w:hAnsi="宋体" w:eastAsia="宋体"/>
           <w:b w:val="0"/>
         </w:rPr>
-        <w:t>【答案】1. C    2. C    3. B    4. B</w:t>
+        <w:t>【答案】1. C    2. B    3. D    4. B</w:t>
       </w:r>
     </w:p>
     <w:p>
@@ -1187,7 +1187,7 @@
           <w:rFonts w:ascii="宋体" w:hAnsi="宋体" w:eastAsia="宋体"/>
           <w:b w:val="0"/>
         </w:rPr>
-        <w:t>本题考查字形。文中为“浅尝辄止”，C项“浅尝则止”书写错误。故选C。</w:t>
+        <w:t>本题考查字形。文中“章显”应为“彰显”。故选B。</w:t>
       </w:r>
     </w:p>
     <w:p>
@@ -1213,7 +1213,7 @@
           <w:rFonts w:ascii="宋体" w:hAnsi="宋体" w:eastAsia="宋体"/>
           <w:b w:val="0"/>
         </w:rPr>
-        <w:t>本题考查成语理解。“浅尝辄止”后“深耕”强调由浅入深、由粗略到钻研，与B项意思最相近。故选B。</w:t>
+        <w:t>本题考查词语运用。“阅读与成长”搭配“紧密相连”；“印记”搭配“镌刻”；活动成果用“美誉”；“书香”搭配“传世”。故选D。</w:t>
       </w:r>
     </w:p>
     <w:p>
@@ -1239,7 +1239,7 @@
           <w:rFonts w:ascii="宋体" w:hAnsi="宋体" w:eastAsia="宋体"/>
           <w:b w:val="0"/>
         </w:rPr>
-        <w:t>本题考查病句修改。A项缺主语，删“通过”或“使”；C项两面对一面；D项“目的是……为了”重复。故选B。</w:t>
+        <w:t>本题考查病句修改。画线句“通过……鼓励”搭配不当，应删“通过”，并将“鼓励”改为“激励”。故选B。</w:t>
       </w:r>
     </w:p>
     <w:p>
@@ -1290,7 +1290,7 @@
           <w:rFonts w:ascii="宋体" w:hAnsi="宋体" w:eastAsia="宋体"/>
           <w:b w:val="0"/>
         </w:rPr>
-        <w:t>⑤提出阅读路径，①②③④按“整体—局部—探究”的步骤排列。故选B。</w:t>
+        <w:t>④总起“相逢”，②承接“也是”，③⑤分述阅读体悟，①总结升华。故选B。</w:t>
       </w:r>
     </w:p>
     <w:p>
